--- a/Lab 10.docx
+++ b/Lab 10.docx
@@ -61,19 +61,11 @@
           <w:lang w:val="en-US"/>
         </w:rPr>
       </w:pPr>
-      <w:proofErr w:type="spellStart"/>
-      <w:r>
-        <w:rPr>
-          <w:lang w:val="en-US"/>
-        </w:rPr>
-        <w:t>Github</w:t>
-      </w:r>
-      <w:proofErr w:type="spellEnd"/>
-      <w:r>
-        <w:rPr>
-          <w:lang w:val="en-US"/>
-        </w:rPr>
-        <w:t xml:space="preserve"> Copilot License</w:t>
+      <w:r>
+        <w:rPr>
+          <w:lang w:val="en-US"/>
+        </w:rPr>
+        <w:t>Github Copilot License</w:t>
       </w:r>
     </w:p>
     <w:p>
@@ -174,13 +166,7 @@
         <w:rPr>
           <w:lang w:val="en-US"/>
         </w:rPr>
-        <w:t xml:space="preserve">PowerShell </w:t>
-      </w:r>
-      <w:r>
-        <w:rPr>
-          <w:lang w:val="en-US"/>
-        </w:rPr>
-        <w:t>7 (to install Playwright prerequisites)</w:t>
+        <w:t>PowerShell 7 (to install Playwright prerequisites)</w:t>
       </w:r>
     </w:p>
     <w:p>
@@ -195,14 +181,12 @@
           <w:lang w:val="en-US"/>
         </w:rPr>
       </w:pPr>
-      <w:proofErr w:type="spellStart"/>
       <w:r>
         <w:rPr>
           <w:lang w:val="en-US"/>
         </w:rPr>
         <w:t>VSCode</w:t>
       </w:r>
-      <w:proofErr w:type="spellEnd"/>
     </w:p>
     <w:p>
       <w:pPr>
@@ -538,21 +522,7 @@
         <w:rPr>
           <w:lang w:val="en-US"/>
         </w:rPr>
-        <w:t xml:space="preserve">We are </w:t>
-      </w:r>
-      <w:proofErr w:type="spellStart"/>
-      <w:r>
-        <w:rPr>
-          <w:lang w:val="en-US"/>
-        </w:rPr>
-        <w:t>Zava</w:t>
-      </w:r>
-      <w:proofErr w:type="spellEnd"/>
-      <w:r>
-        <w:rPr>
-          <w:lang w:val="en-US"/>
-        </w:rPr>
-        <w:t xml:space="preserve">, a public sector </w:t>
+        <w:t xml:space="preserve">We are Zava, a public sector </w:t>
       </w:r>
       <w:r>
         <w:rPr>
@@ -574,85 +544,15 @@
         <w:rPr>
           <w:lang w:val="en-US"/>
         </w:rPr>
-        <w:t xml:space="preserve">Our role is to help ensure that people return home from work healthy and safe, and to hold </w:t>
-      </w:r>
-      <w:proofErr w:type="spellStart"/>
-      <w:r>
-        <w:rPr>
-          <w:lang w:val="en-US"/>
-        </w:rPr>
-        <w:t>organisations</w:t>
-      </w:r>
-      <w:proofErr w:type="spellEnd"/>
-      <w:r>
-        <w:rPr>
-          <w:lang w:val="en-US"/>
-        </w:rPr>
-        <w:t xml:space="preserve"> accountable when they fail to manage workplace risk.</w:t>
-      </w:r>
-    </w:p>
-    <w:p>
-      <w:r>
-        <w:rPr>
-          <w:lang w:val="en-US"/>
-        </w:rPr>
-        <w:t xml:space="preserve">We receive notifications via from the public through manual channels such as emails, letters, or phone </w:t>
-      </w:r>
-      <w:proofErr w:type="gramStart"/>
-      <w:r>
-        <w:rPr>
-          <w:lang w:val="en-US"/>
-        </w:rPr>
-        <w:t>call</w:t>
-      </w:r>
-      <w:proofErr w:type="gramEnd"/>
-      <w:r>
-        <w:rPr>
-          <w:lang w:val="en-US"/>
-        </w:rPr>
-        <w:t xml:space="preserve"> where organizations notify us </w:t>
-      </w:r>
-      <w:proofErr w:type="gramStart"/>
-      <w:r>
-        <w:rPr>
-          <w:lang w:val="en-US"/>
-        </w:rPr>
-        <w:t>on</w:t>
-      </w:r>
-      <w:proofErr w:type="gramEnd"/>
-      <w:r>
-        <w:rPr>
-          <w:lang w:val="en-US"/>
-        </w:rPr>
-        <w:t xml:space="preserve"> an incident that took place at work. We have a responsibility to respond </w:t>
-      </w:r>
-      <w:proofErr w:type="gramStart"/>
-      <w:r>
-        <w:rPr>
-          <w:lang w:val="en-US"/>
-        </w:rPr>
-        <w:t>go</w:t>
-      </w:r>
-      <w:proofErr w:type="gramEnd"/>
-      <w:r>
-        <w:rPr>
-          <w:lang w:val="en-US"/>
-        </w:rPr>
-        <w:t xml:space="preserve"> incidents, especially urgent </w:t>
-      </w:r>
-      <w:proofErr w:type="gramStart"/>
-      <w:r>
-        <w:rPr>
-          <w:lang w:val="en-US"/>
-        </w:rPr>
-        <w:t>one</w:t>
-      </w:r>
-      <w:proofErr w:type="gramEnd"/>
-      <w:r>
-        <w:rPr>
-          <w:lang w:val="en-US"/>
-        </w:rPr>
-        <w:t xml:space="preserve"> where a severe injury or fatality occurred.</w:t>
+        <w:t>Our role is to help ensure that people return home from work healthy and safe, and to hold organisations accountable when they fail to manage workplace risk.</w:t>
+      </w:r>
+    </w:p>
+    <w:p>
+      <w:r>
+        <w:rPr>
+          <w:lang w:val="en-US"/>
+        </w:rPr>
+        <w:t>We receive notifications via from the public through manual channels such as emails, letters, or phone call where organizations notify us on an incident that took place at work. We have a responsibility to respond go incidents, especially urgent one where a severe injury or fatality occurred.</w:t>
       </w:r>
     </w:p>
     <w:p>
@@ -668,21 +568,7 @@
         <w:rPr>
           <w:lang w:val="en-US"/>
         </w:rPr>
-        <w:t xml:space="preserve">Our CIO is concerned that we are too slow in building new regimes and </w:t>
-      </w:r>
-      <w:proofErr w:type="gramStart"/>
-      <w:r>
-        <w:rPr>
-          <w:lang w:val="en-US"/>
-        </w:rPr>
-        <w:t>expose</w:t>
-      </w:r>
-      <w:proofErr w:type="gramEnd"/>
-      <w:r>
-        <w:rPr>
-          <w:lang w:val="en-US"/>
-        </w:rPr>
-        <w:t xml:space="preserve"> them to the public. They also have concerns regarding the quality of our deliverables.</w:t>
+        <w:t>Our CIO is concerned that we are too slow in building new regimes and expose them to the public. They also have concerns regarding the quality of our deliverables.</w:t>
       </w:r>
     </w:p>
     <w:p>
@@ -909,6 +795,12 @@
         </w:rPr>
         <w:t>Switch from the default environment to your environment (there should only be one) and copy your environment GUID</w:t>
       </w:r>
+      <w:r>
+        <w:rPr>
+          <w:lang w:val="en-US"/>
+        </w:rPr>
+        <w:t>.</w:t>
+      </w:r>
     </w:p>
     <w:p>
       <w:pPr>
@@ -963,6 +855,60 @@
           <w:lang w:val="en-US"/>
         </w:rPr>
       </w:pPr>
+      <w:r>
+        <w:rPr>
+          <w:lang w:val="en-US"/>
+        </w:rPr>
+        <w:lastRenderedPageBreak/>
+        <w:t>Mark the PPCC26 solution are your preferred solution</w:t>
+      </w:r>
+    </w:p>
+    <w:p>
+      <w:pPr>
+        <w:rPr>
+          <w:lang w:val="en-US"/>
+        </w:rPr>
+      </w:pPr>
+      <w:r>
+        <w:rPr>
+          <w:noProof/>
+        </w:rPr>
+        <w:drawing>
+          <wp:inline distT="0" distB="0" distL="0" distR="0" wp14:anchorId="413B5567" wp14:editId="5B78C495">
+            <wp:extent cx="5120640" cy="3909977"/>
+            <wp:effectExtent l="0" t="0" r="3810" b="0"/>
+            <wp:docPr id="875488046" name="Picture 1"/>
+            <wp:cNvGraphicFramePr>
+              <a:graphicFrameLocks xmlns:a="http://schemas.openxmlformats.org/drawingml/2006/main" noChangeAspect="1"/>
+            </wp:cNvGraphicFramePr>
+            <a:graphic xmlns:a="http://schemas.openxmlformats.org/drawingml/2006/main">
+              <a:graphicData uri="http://schemas.openxmlformats.org/drawingml/2006/picture">
+                <pic:pic xmlns:pic="http://schemas.openxmlformats.org/drawingml/2006/picture">
+                  <pic:nvPicPr>
+                    <pic:cNvPr id="875488046" name=""/>
+                    <pic:cNvPicPr/>
+                  </pic:nvPicPr>
+                  <pic:blipFill>
+                    <a:blip r:embed="rId12"/>
+                    <a:stretch>
+                      <a:fillRect/>
+                    </a:stretch>
+                  </pic:blipFill>
+                  <pic:spPr>
+                    <a:xfrm>
+                      <a:off x="0" y="0"/>
+                      <a:ext cx="5123033" cy="3911804"/>
+                    </a:xfrm>
+                    <a:prstGeom prst="rect">
+                      <a:avLst/>
+                    </a:prstGeom>
+                  </pic:spPr>
+                </pic:pic>
+              </a:graphicData>
+            </a:graphic>
+          </wp:inline>
+        </w:drawing>
+      </w:r>
     </w:p>
     <w:p>
       <w:pPr>
@@ -996,7 +942,7 @@
         </w:rPr>
         <w:br/>
       </w:r>
-      <w:hyperlink r:id="rId12" w:history="1">
+      <w:hyperlink r:id="rId13" w:anchor="install" w:history="1">
         <w:r>
           <w:rPr>
             <w:rStyle w:val="Hyperlink"/>
@@ -1026,236 +972,150 @@
           <w:lang w:val="en-US"/>
         </w:rPr>
       </w:pPr>
-      <w:proofErr w:type="spellStart"/>
       <w:r>
         <w:rPr>
           <w:rFonts w:ascii="Courier New" w:hAnsi="Courier New" w:cs="Courier New"/>
           <w:lang w:val="en-US"/>
         </w:rPr>
-        <w:t>pac</w:t>
-      </w:r>
-      <w:proofErr w:type="spellEnd"/>
-      <w:r>
+        <w:t>pac auth create --environment &lt;EnvironmentGUID&gt;</w:t>
+      </w:r>
+    </w:p>
+    <w:p>
+      <w:pPr>
+        <w:rPr>
+          <w:lang w:val="en-US"/>
+        </w:rPr>
+      </w:pPr>
+      <w:r>
+        <w:rPr>
+          <w:lang w:val="en-US"/>
+        </w:rPr>
+        <w:t xml:space="preserve">You can get the GUID from </w:t>
+      </w:r>
+      <w:r>
+        <w:rPr>
+          <w:lang w:val="en-US"/>
+        </w:rPr>
+        <w:t>the previous step.</w:t>
+      </w:r>
+    </w:p>
+    <w:p>
+      <w:pPr>
+        <w:pStyle w:val="Heading2"/>
+        <w:rPr>
+          <w:lang w:val="en-US"/>
+        </w:rPr>
+      </w:pPr>
+      <w:r>
+        <w:rPr>
+          <w:lang w:val="en-US"/>
+        </w:rPr>
+        <w:t>Github Copilot License</w:t>
+      </w:r>
+    </w:p>
+    <w:p>
+      <w:pPr>
+        <w:rPr>
+          <w:lang w:val="en-US"/>
+        </w:rPr>
+      </w:pPr>
+      <w:r>
+        <w:rPr>
+          <w:lang w:val="en-US"/>
+        </w:rPr>
+        <w:t xml:space="preserve">If you don’t have a </w:t>
+      </w:r>
+      <w:r>
+        <w:rPr>
+          <w:lang w:val="en-US"/>
+        </w:rPr>
+        <w:t>Github license with enough credits, use the email address for the register a new account with</w:t>
+      </w:r>
+      <w:r>
+        <w:rPr>
+          <w:lang w:val="en-US"/>
+        </w:rPr>
+        <w:t xml:space="preserve"> </w:t>
+      </w:r>
+      <w:r>
+        <w:rPr>
+          <w:lang w:val="en-US"/>
+        </w:rPr>
+        <w:t xml:space="preserve">Github </w:t>
+      </w:r>
+      <w:r>
+        <w:rPr>
+          <w:lang w:val="en-US"/>
+        </w:rPr>
+        <w:t>and you will receive a free license.</w:t>
+      </w:r>
+    </w:p>
+    <w:p>
+      <w:pPr>
+        <w:rPr>
+          <w:lang w:val="en-US"/>
+        </w:rPr>
+      </w:pPr>
+    </w:p>
+    <w:p>
+      <w:pPr>
+        <w:pStyle w:val="Heading2"/>
+        <w:rPr>
+          <w:lang w:val="en-US"/>
+        </w:rPr>
+      </w:pPr>
+      <w:r>
+        <w:rPr>
+          <w:lang w:val="en-US"/>
+        </w:rPr>
+        <w:t>PowerShell</w:t>
+      </w:r>
+      <w:r>
+        <w:rPr>
+          <w:lang w:val="en-US"/>
+        </w:rPr>
+        <w:t xml:space="preserve"> </w:t>
+      </w:r>
+      <w:r>
+        <w:rPr>
+          <w:lang w:val="en-US"/>
+        </w:rPr>
+        <w:t>7 – check (PoweShell 7 is not required)</w:t>
+      </w:r>
+      <w:r>
+        <w:rPr>
+          <w:lang w:val="en-US"/>
+        </w:rPr>
+        <w:t xml:space="preserve"> </w:t>
+      </w:r>
+    </w:p>
+    <w:p>
+      <w:pPr>
+        <w:rPr>
+          <w:lang w:val="en-US"/>
+        </w:rPr>
+      </w:pPr>
+      <w:r>
+        <w:rPr>
+          <w:lang w:val="en-US"/>
+        </w:rPr>
+        <w:t>Check if you have PowerShell 7 installed by open a PowerShell prompt and typing</w:t>
+      </w:r>
+    </w:p>
+    <w:p>
+      <w:pPr>
         <w:rPr>
           <w:rFonts w:ascii="Courier New" w:hAnsi="Courier New" w:cs="Courier New"/>
           <w:lang w:val="en-US"/>
         </w:rPr>
-        <w:t xml:space="preserve"> auth create --environment </w:t>
-      </w:r>
+      </w:pPr>
       <w:r>
         <w:rPr>
           <w:rFonts w:ascii="Courier New" w:hAnsi="Courier New" w:cs="Courier New"/>
           <w:lang w:val="en-US"/>
         </w:rPr>
-        <w:t>&lt;</w:t>
-      </w:r>
-      <w:proofErr w:type="spellStart"/>
-      <w:r>
-        <w:rPr>
-          <w:rFonts w:ascii="Courier New" w:hAnsi="Courier New" w:cs="Courier New"/>
-          <w:lang w:val="en-US"/>
-        </w:rPr>
-        <w:t>EnvironmentGUID</w:t>
-      </w:r>
-      <w:proofErr w:type="spellEnd"/>
-      <w:r>
-        <w:rPr>
-          <w:rFonts w:ascii="Courier New" w:hAnsi="Courier New" w:cs="Courier New"/>
-          <w:lang w:val="en-US"/>
-        </w:rPr>
-        <w:t>&gt;</w:t>
-      </w:r>
-    </w:p>
-    <w:p>
-      <w:pPr>
-        <w:rPr>
-          <w:lang w:val="en-US"/>
-        </w:rPr>
-      </w:pPr>
-      <w:r>
-        <w:rPr>
-          <w:lang w:val="en-US"/>
-        </w:rPr>
-        <w:t xml:space="preserve">You can get the GUID from </w:t>
-      </w:r>
-      <w:r>
-        <w:rPr>
-          <w:lang w:val="en-US"/>
-        </w:rPr>
-        <w:t>the previous step.</w:t>
-      </w:r>
-    </w:p>
-    <w:p>
-      <w:pPr>
-        <w:pStyle w:val="Heading2"/>
-        <w:rPr>
-          <w:lang w:val="en-US"/>
-        </w:rPr>
-      </w:pPr>
-      <w:proofErr w:type="spellStart"/>
-      <w:r>
-        <w:rPr>
-          <w:lang w:val="en-US"/>
-        </w:rPr>
-        <w:t>Github</w:t>
-      </w:r>
-      <w:proofErr w:type="spellEnd"/>
-      <w:r>
-        <w:rPr>
-          <w:lang w:val="en-US"/>
-        </w:rPr>
-        <w:t xml:space="preserve"> Copilot License</w:t>
-      </w:r>
-    </w:p>
-    <w:p>
-      <w:pPr>
-        <w:rPr>
-          <w:lang w:val="en-US"/>
-        </w:rPr>
-      </w:pPr>
-      <w:r>
-        <w:rPr>
-          <w:lang w:val="en-US"/>
-        </w:rPr>
-        <w:t xml:space="preserve">If you don’t have a </w:t>
-      </w:r>
-      <w:proofErr w:type="spellStart"/>
-      <w:r>
-        <w:rPr>
-          <w:lang w:val="en-US"/>
-        </w:rPr>
-        <w:t>Github</w:t>
-      </w:r>
-      <w:proofErr w:type="spellEnd"/>
-      <w:r>
-        <w:rPr>
-          <w:lang w:val="en-US"/>
-        </w:rPr>
-        <w:t xml:space="preserve"> license with enough credits, use the email address for the register a new account with</w:t>
-      </w:r>
-      <w:r>
-        <w:rPr>
-          <w:lang w:val="en-US"/>
-        </w:rPr>
-        <w:t xml:space="preserve"> </w:t>
-      </w:r>
-      <w:proofErr w:type="spellStart"/>
-      <w:r>
-        <w:rPr>
-          <w:lang w:val="en-US"/>
-        </w:rPr>
-        <w:t>Github</w:t>
-      </w:r>
-      <w:proofErr w:type="spellEnd"/>
-      <w:r>
-        <w:rPr>
-          <w:lang w:val="en-US"/>
-        </w:rPr>
-        <w:t xml:space="preserve"> </w:t>
-      </w:r>
-      <w:r>
-        <w:rPr>
-          <w:lang w:val="en-US"/>
-        </w:rPr>
-        <w:t>and you will receive a free license.</w:t>
-      </w:r>
-    </w:p>
-    <w:p>
-      <w:pPr>
-        <w:rPr>
-          <w:lang w:val="en-US"/>
-        </w:rPr>
-      </w:pPr>
-    </w:p>
-    <w:p>
-      <w:pPr>
-        <w:pStyle w:val="Heading2"/>
-        <w:rPr>
-          <w:lang w:val="en-US"/>
-        </w:rPr>
-      </w:pPr>
-      <w:r>
-        <w:rPr>
-          <w:lang w:val="en-US"/>
-        </w:rPr>
-        <w:t>PowerShell</w:t>
-      </w:r>
-      <w:r>
-        <w:rPr>
-          <w:lang w:val="en-US"/>
-        </w:rPr>
-        <w:t xml:space="preserve"> </w:t>
-      </w:r>
-      <w:r>
-        <w:rPr>
-          <w:lang w:val="en-US"/>
-        </w:rPr>
-        <w:t>7 – check (</w:t>
-      </w:r>
-      <w:proofErr w:type="spellStart"/>
-      <w:r>
-        <w:rPr>
-          <w:lang w:val="en-US"/>
-        </w:rPr>
-        <w:t>PoweShell</w:t>
-      </w:r>
-      <w:proofErr w:type="spellEnd"/>
-      <w:r>
-        <w:rPr>
-          <w:lang w:val="en-US"/>
-        </w:rPr>
-        <w:t xml:space="preserve"> 7 is not required)</w:t>
-      </w:r>
-      <w:r>
-        <w:rPr>
-          <w:lang w:val="en-US"/>
-        </w:rPr>
-        <w:t xml:space="preserve"> </w:t>
-      </w:r>
-    </w:p>
-    <w:p>
-      <w:pPr>
-        <w:rPr>
-          <w:lang w:val="en-US"/>
-        </w:rPr>
-      </w:pPr>
-      <w:r>
-        <w:rPr>
-          <w:lang w:val="en-US"/>
-        </w:rPr>
-        <w:t xml:space="preserve">Check if you have PowerShell 7 installed by </w:t>
-      </w:r>
-      <w:proofErr w:type="gramStart"/>
-      <w:r>
-        <w:rPr>
-          <w:lang w:val="en-US"/>
-        </w:rPr>
-        <w:t>open</w:t>
-      </w:r>
-      <w:proofErr w:type="gramEnd"/>
-      <w:r>
-        <w:rPr>
-          <w:lang w:val="en-US"/>
-        </w:rPr>
-        <w:t xml:space="preserve"> a PowerShell prompt and typing</w:t>
-      </w:r>
-    </w:p>
-    <w:p>
-      <w:pPr>
-        <w:rPr>
-          <w:rFonts w:ascii="Courier New" w:hAnsi="Courier New" w:cs="Courier New"/>
-          <w:lang w:val="en-US"/>
-        </w:rPr>
-      </w:pPr>
-      <w:proofErr w:type="spellStart"/>
-      <w:r>
-        <w:rPr>
-          <w:rFonts w:ascii="Courier New" w:hAnsi="Courier New" w:cs="Courier New"/>
-          <w:lang w:val="en-US"/>
-        </w:rPr>
         <w:t>pwsh</w:t>
       </w:r>
-      <w:proofErr w:type="spellEnd"/>
     </w:p>
     <w:p>
       <w:pPr>
@@ -1294,6 +1154,7 @@
         <w:rPr>
           <w:lang w:val="en-US"/>
         </w:rPr>
+        <w:lastRenderedPageBreak/>
         <w:t>Then you have PowerShell 7 installed.</w:t>
       </w:r>
     </w:p>
@@ -1304,13 +1165,8 @@
         </w:rPr>
       </w:pPr>
       <w:r>
-        <w:t>$</w:t>
-      </w:r>
-      <w:proofErr w:type="spellStart"/>
-      <w:r>
-        <w:t>PSVersionTable.PSVersion</w:t>
-      </w:r>
-      <w:proofErr w:type="spellEnd"/>
+        <w:t>$PSVersionTable.PSVersion</w:t>
+      </w:r>
     </w:p>
     <w:p>
       <w:pPr>
@@ -1336,21 +1192,7 @@
         <w:rPr>
           <w:lang w:val="en-US"/>
         </w:rPr>
-        <w:t xml:space="preserve">Open </w:t>
-      </w:r>
-      <w:proofErr w:type="spellStart"/>
-      <w:r>
-        <w:rPr>
-          <w:lang w:val="en-US"/>
-        </w:rPr>
-        <w:t>PoweShell</w:t>
-      </w:r>
-      <w:proofErr w:type="spellEnd"/>
-      <w:r>
-        <w:rPr>
-          <w:lang w:val="en-US"/>
-        </w:rPr>
-        <w:t xml:space="preserve"> ISE in admin mode and run the following commands:</w:t>
+        <w:t>Open PoweShell ISE in admin mode and run the following commands:</w:t>
       </w:r>
     </w:p>
     <w:p>
@@ -1367,171 +1209,49 @@
           <w:sz w:val="20"/>
           <w:szCs w:val="20"/>
         </w:rPr>
-        <w:t xml:space="preserve">Install-Module -Name </w:t>
-      </w:r>
-      <w:proofErr w:type="spellStart"/>
-      <w:proofErr w:type="gramStart"/>
-      <w:r>
+        <w:t>Install-Module -Name Microsoft.PowerApps.Administration.PowerShell</w:t>
+      </w:r>
+    </w:p>
+    <w:p>
+      <w:pPr>
         <w:rPr>
           <w:rFonts w:ascii="Courier New" w:hAnsi="Courier New" w:cs="Courier New"/>
           <w:sz w:val="20"/>
           <w:szCs w:val="20"/>
         </w:rPr>
-        <w:t>Microsoft.PowerApps.Administration.PowerShell</w:t>
-      </w:r>
-      <w:proofErr w:type="spellEnd"/>
-      <w:proofErr w:type="gramEnd"/>
-    </w:p>
-    <w:p>
-      <w:pPr>
+      </w:pPr>
+      <w:r>
         <w:rPr>
           <w:rFonts w:ascii="Courier New" w:hAnsi="Courier New" w:cs="Courier New"/>
           <w:sz w:val="20"/>
           <w:szCs w:val="20"/>
         </w:rPr>
-      </w:pPr>
-      <w:r>
+        <w:t>Install-Module -Name Microsoft.Xrm.Data.PowerShell -Scope CurrentUser -Force</w:t>
+      </w:r>
+    </w:p>
+    <w:p>
+      <w:pPr>
         <w:rPr>
           <w:rFonts w:ascii="Courier New" w:hAnsi="Courier New" w:cs="Courier New"/>
           <w:sz w:val="20"/>
           <w:szCs w:val="20"/>
         </w:rPr>
-        <w:t xml:space="preserve">Install-Module -Name </w:t>
-      </w:r>
-      <w:proofErr w:type="spellStart"/>
-      <w:proofErr w:type="gramStart"/>
+      </w:pPr>
       <w:r>
         <w:rPr>
           <w:rFonts w:ascii="Courier New" w:hAnsi="Courier New" w:cs="Courier New"/>
           <w:sz w:val="20"/>
           <w:szCs w:val="20"/>
         </w:rPr>
-        <w:t>Microsoft.Xrm.Data.PowerShell</w:t>
-      </w:r>
-      <w:proofErr w:type="spellEnd"/>
-      <w:proofErr w:type="gramEnd"/>
-      <w:r>
+        <w:t>Set-ExecutionPolicy -ExecutionPolicy RemoteSigned -Scope CurrentUser -Force</w:t>
+      </w:r>
+    </w:p>
+    <w:p>
+      <w:pPr>
         <w:rPr>
           <w:rFonts w:ascii="Courier New" w:hAnsi="Courier New" w:cs="Courier New"/>
           <w:sz w:val="20"/>
           <w:szCs w:val="20"/>
-        </w:rPr>
-        <w:t xml:space="preserve"> -Scope </w:t>
-      </w:r>
-      <w:proofErr w:type="spellStart"/>
-      <w:r>
-        <w:rPr>
-          <w:rFonts w:ascii="Courier New" w:hAnsi="Courier New" w:cs="Courier New"/>
-          <w:sz w:val="20"/>
-          <w:szCs w:val="20"/>
-        </w:rPr>
-        <w:t>CurrentUser</w:t>
-      </w:r>
-      <w:proofErr w:type="spellEnd"/>
-      <w:r>
-        <w:rPr>
-          <w:rFonts w:ascii="Courier New" w:hAnsi="Courier New" w:cs="Courier New"/>
-          <w:sz w:val="20"/>
-          <w:szCs w:val="20"/>
-        </w:rPr>
-        <w:t xml:space="preserve"> -Force</w:t>
-      </w:r>
-    </w:p>
-    <w:p>
-      <w:pPr>
-        <w:rPr>
-          <w:rFonts w:ascii="Courier New" w:hAnsi="Courier New" w:cs="Courier New"/>
-          <w:sz w:val="20"/>
-          <w:szCs w:val="20"/>
-        </w:rPr>
-      </w:pPr>
-      <w:r>
-        <w:rPr>
-          <w:rFonts w:ascii="Courier New" w:hAnsi="Courier New" w:cs="Courier New"/>
-          <w:sz w:val="20"/>
-          <w:szCs w:val="20"/>
-        </w:rPr>
-        <w:t>Set-</w:t>
-      </w:r>
-      <w:proofErr w:type="spellStart"/>
-      <w:r>
-        <w:rPr>
-          <w:rFonts w:ascii="Courier New" w:hAnsi="Courier New" w:cs="Courier New"/>
-          <w:sz w:val="20"/>
-          <w:szCs w:val="20"/>
-        </w:rPr>
-        <w:t>ExecutionPolicy</w:t>
-      </w:r>
-      <w:proofErr w:type="spellEnd"/>
-      <w:r>
-        <w:rPr>
-          <w:rFonts w:ascii="Courier New" w:hAnsi="Courier New" w:cs="Courier New"/>
-          <w:sz w:val="20"/>
-          <w:szCs w:val="20"/>
-        </w:rPr>
-        <w:t xml:space="preserve"> -</w:t>
-      </w:r>
-      <w:proofErr w:type="spellStart"/>
-      <w:r>
-        <w:rPr>
-          <w:rFonts w:ascii="Courier New" w:hAnsi="Courier New" w:cs="Courier New"/>
-          <w:sz w:val="20"/>
-          <w:szCs w:val="20"/>
-        </w:rPr>
-        <w:t>ExecutionPolicy</w:t>
-      </w:r>
-      <w:proofErr w:type="spellEnd"/>
-      <w:r>
-        <w:rPr>
-          <w:rFonts w:ascii="Courier New" w:hAnsi="Courier New" w:cs="Courier New"/>
-          <w:sz w:val="20"/>
-          <w:szCs w:val="20"/>
-        </w:rPr>
-        <w:t xml:space="preserve"> </w:t>
-      </w:r>
-      <w:proofErr w:type="spellStart"/>
-      <w:r>
-        <w:rPr>
-          <w:rFonts w:ascii="Courier New" w:hAnsi="Courier New" w:cs="Courier New"/>
-          <w:sz w:val="20"/>
-          <w:szCs w:val="20"/>
-        </w:rPr>
-        <w:t>RemoteSigned</w:t>
-      </w:r>
-      <w:proofErr w:type="spellEnd"/>
-      <w:r>
-        <w:rPr>
-          <w:rFonts w:ascii="Courier New" w:hAnsi="Courier New" w:cs="Courier New"/>
-          <w:sz w:val="20"/>
-          <w:szCs w:val="20"/>
-        </w:rPr>
-        <w:t xml:space="preserve"> -Scope </w:t>
-      </w:r>
-      <w:proofErr w:type="spellStart"/>
-      <w:r>
-        <w:rPr>
-          <w:rFonts w:ascii="Courier New" w:hAnsi="Courier New" w:cs="Courier New"/>
-          <w:sz w:val="20"/>
-          <w:szCs w:val="20"/>
-        </w:rPr>
-        <w:t>CurrentUser</w:t>
-      </w:r>
-      <w:proofErr w:type="spellEnd"/>
-      <w:r>
-        <w:rPr>
-          <w:rFonts w:ascii="Courier New" w:hAnsi="Courier New" w:cs="Courier New"/>
-          <w:sz w:val="20"/>
-          <w:szCs w:val="20"/>
-        </w:rPr>
-        <w:t xml:space="preserve"> -Force</w:t>
-      </w:r>
-    </w:p>
-    <w:p>
-      <w:pPr>
-        <w:rPr>
-          <w:rFonts w:ascii="Courier New" w:hAnsi="Courier New" w:cs="Courier New"/>
-          <w:sz w:val="20"/>
-          <w:szCs w:val="20"/>
           <w:lang w:val="en-US"/>
         </w:rPr>
       </w:pPr>
@@ -1575,7 +1295,7 @@
           <w:lang w:val="en-US"/>
         </w:rPr>
       </w:pPr>
-      <w:hyperlink r:id="rId13" w:history="1">
+      <w:hyperlink r:id="rId14" w:history="1">
         <w:r>
           <w:rPr>
             <w:rStyle w:val="Hyperlink"/>
@@ -1595,27 +1315,13 @@
         <w:rPr>
           <w:lang w:val="en-US"/>
         </w:rPr>
-        <w:t xml:space="preserve">Start Copilot </w:t>
-      </w:r>
-      <w:proofErr w:type="gramStart"/>
-      <w:r>
-        <w:rPr>
-          <w:lang w:val="en-US"/>
-        </w:rPr>
-        <w:t xml:space="preserve">CLI </w:t>
-      </w:r>
-      <w:r>
-        <w:rPr>
-          <w:lang w:val="en-US"/>
-        </w:rPr>
-        <w:t xml:space="preserve"> and</w:t>
-      </w:r>
-      <w:proofErr w:type="gramEnd"/>
-      <w:r>
-        <w:rPr>
-          <w:lang w:val="en-US"/>
-        </w:rPr>
-        <w:t xml:space="preserve"> run the following commands</w:t>
+        <w:t xml:space="preserve">Start Copilot CLI </w:t>
+      </w:r>
+      <w:r>
+        <w:rPr>
+          <w:lang w:val="en-US"/>
+        </w:rPr>
+        <w:t xml:space="preserve"> and run the following commands</w:t>
       </w:r>
     </w:p>
     <w:p>
@@ -1628,86 +1334,21 @@
         <w:rPr>
           <w:rFonts w:ascii="Courier New" w:hAnsi="Courier New" w:cs="Courier New"/>
         </w:rPr>
-        <w:t>/</w:t>
-      </w:r>
-      <w:proofErr w:type="gramStart"/>
-      <w:r>
+        <w:t>/plugin marketplace add microsoft/power-platform-skills</w:t>
+      </w:r>
+    </w:p>
+    <w:p>
+      <w:pPr>
         <w:rPr>
           <w:rFonts w:ascii="Courier New" w:hAnsi="Courier New" w:cs="Courier New"/>
         </w:rPr>
-        <w:t>plugin</w:t>
-      </w:r>
-      <w:proofErr w:type="gramEnd"/>
+      </w:pPr>
       <w:r>
         <w:rPr>
           <w:rFonts w:ascii="Courier New" w:hAnsi="Courier New" w:cs="Courier New"/>
         </w:rPr>
-        <w:t xml:space="preserve"> </w:t>
-      </w:r>
-      <w:proofErr w:type="gramStart"/>
-      <w:r>
-        <w:rPr>
-          <w:rFonts w:ascii="Courier New" w:hAnsi="Courier New" w:cs="Courier New"/>
-        </w:rPr>
-        <w:t>marketplace</w:t>
-      </w:r>
-      <w:proofErr w:type="gramEnd"/>
-      <w:r>
-        <w:rPr>
-          <w:rFonts w:ascii="Courier New" w:hAnsi="Courier New" w:cs="Courier New"/>
-        </w:rPr>
-        <w:t xml:space="preserve"> add </w:t>
-      </w:r>
-      <w:proofErr w:type="spellStart"/>
-      <w:r>
-        <w:rPr>
-          <w:rFonts w:ascii="Courier New" w:hAnsi="Courier New" w:cs="Courier New"/>
-        </w:rPr>
-        <w:t>microsoft</w:t>
-      </w:r>
-      <w:proofErr w:type="spellEnd"/>
-      <w:r>
-        <w:rPr>
-          <w:rFonts w:ascii="Courier New" w:hAnsi="Courier New" w:cs="Courier New"/>
-        </w:rPr>
-        <w:t>/power-platform-skills</w:t>
-      </w:r>
-    </w:p>
-    <w:p>
-      <w:pPr>
-        <w:rPr>
-          <w:rFonts w:ascii="Courier New" w:hAnsi="Courier New" w:cs="Courier New"/>
-        </w:rPr>
-      </w:pPr>
-      <w:r>
-        <w:rPr>
-          <w:rFonts w:ascii="Courier New" w:hAnsi="Courier New" w:cs="Courier New"/>
-        </w:rPr>
-        <w:lastRenderedPageBreak/>
-        <w:t>/</w:t>
-      </w:r>
-      <w:proofErr w:type="gramStart"/>
-      <w:r>
-        <w:rPr>
-          <w:rFonts w:ascii="Courier New" w:hAnsi="Courier New" w:cs="Courier New"/>
-        </w:rPr>
-        <w:t>plugin</w:t>
-      </w:r>
-      <w:proofErr w:type="gramEnd"/>
-      <w:r>
-        <w:rPr>
-          <w:rFonts w:ascii="Courier New" w:hAnsi="Courier New" w:cs="Courier New"/>
-        </w:rPr>
-        <w:t xml:space="preserve"> install </w:t>
-      </w:r>
-      <w:proofErr w:type="spellStart"/>
-      <w:r>
-        <w:rPr>
-          <w:rFonts w:ascii="Courier New" w:hAnsi="Courier New" w:cs="Courier New"/>
-        </w:rPr>
-        <w:t>power-automate@power-platform-skills</w:t>
-      </w:r>
-      <w:proofErr w:type="spellEnd"/>
+        <w:t>/plugin install power-automate@power-platform-skills</w:t>
+      </w:r>
     </w:p>
     <w:p>
       <w:pPr>
@@ -1737,7 +1378,7 @@
                     </pic:cNvPicPr>
                   </pic:nvPicPr>
                   <pic:blipFill>
-                    <a:blip r:embed="rId14">
+                    <a:blip r:embed="rId15">
                       <a:extLst>
                         <a:ext uri="{28A0092B-C50C-407E-A947-70E740481C1C}">
                           <a14:useLocalDpi xmlns:a14="http://schemas.microsoft.com/office/drawing/2010/main" val="0"/>
@@ -1786,49 +1427,7 @@
         <w:rPr>
           <w:lang w:val="en-US"/>
         </w:rPr>
-        <w:t xml:space="preserve">You also </w:t>
-      </w:r>
-      <w:proofErr w:type="gramStart"/>
-      <w:r>
-        <w:rPr>
-          <w:lang w:val="en-US"/>
-        </w:rPr>
-        <w:t>have to</w:t>
-      </w:r>
-      <w:proofErr w:type="gramEnd"/>
-      <w:r>
-        <w:rPr>
-          <w:lang w:val="en-US"/>
-        </w:rPr>
-        <w:t xml:space="preserve"> ensure you are connected </w:t>
-      </w:r>
-      <w:proofErr w:type="gramStart"/>
-      <w:r>
-        <w:rPr>
-          <w:lang w:val="en-US"/>
-        </w:rPr>
-        <w:t>the your</w:t>
-      </w:r>
-      <w:proofErr w:type="gramEnd"/>
-      <w:r>
-        <w:rPr>
-          <w:lang w:val="en-US"/>
-        </w:rPr>
-        <w:t xml:space="preserve"> environment using </w:t>
-      </w:r>
-      <w:proofErr w:type="spellStart"/>
-      <w:r>
-        <w:rPr>
-          <w:lang w:val="en-US"/>
-        </w:rPr>
-        <w:t>az</w:t>
-      </w:r>
-      <w:proofErr w:type="spellEnd"/>
-      <w:r>
-        <w:rPr>
-          <w:lang w:val="en-US"/>
-        </w:rPr>
-        <w:t xml:space="preserve"> login</w:t>
+        <w:t>You also have to ensure you are connected the your environment using az login</w:t>
       </w:r>
     </w:p>
     <w:p>
@@ -1839,19 +1438,12 @@
           <w:rFonts w:ascii="Courier New" w:hAnsi="Courier New" w:cs="Courier New"/>
         </w:rPr>
       </w:pPr>
-      <w:proofErr w:type="spellStart"/>
       <w:r>
         <w:rPr>
           <w:rFonts w:ascii="Courier New" w:hAnsi="Courier New" w:cs="Courier New"/>
         </w:rPr>
-        <w:t>az</w:t>
-      </w:r>
-      <w:proofErr w:type="spellEnd"/>
-      <w:r>
-        <w:rPr>
-          <w:rFonts w:ascii="Courier New" w:hAnsi="Courier New" w:cs="Courier New"/>
-        </w:rPr>
-        <w:t xml:space="preserve"> login --tenant 94edb735-a837-4d0d-80c3-4f9d2b11120c --allow-no-subscriptions</w:t>
+        <w:lastRenderedPageBreak/>
+        <w:t>az login --tenant 94edb735-a837-4d0d-80c3-4f9d2b11120c --allow-no-subscriptions</w:t>
       </w:r>
     </w:p>
     <w:p>
@@ -1871,13 +1463,8 @@
       </w:r>
     </w:p>
     <w:p>
-      <w:proofErr w:type="spellStart"/>
-      <w:r>
-        <w:t>npm</w:t>
-      </w:r>
-      <w:proofErr w:type="spellEnd"/>
-      <w:r>
-        <w:t xml:space="preserve"> install -g @playwright/mcp</w:t>
+      <w:r>
+        <w:t>npm install -g @playwright/mcp</w:t>
       </w:r>
     </w:p>
     <w:p>
@@ -1906,7 +1493,7 @@
                     <pic:cNvPicPr/>
                   </pic:nvPicPr>
                   <pic:blipFill>
-                    <a:blip r:embed="rId15"/>
+                    <a:blip r:embed="rId16"/>
                     <a:stretch>
                       <a:fillRect/>
                     </a:stretch>
@@ -1931,7 +1518,6 @@
       <w:r>
         <w:t xml:space="preserve">Select </w:t>
       </w:r>
-      <w:proofErr w:type="spellStart"/>
       <w:r>
         <w:rPr>
           <w:b/>
@@ -1939,7 +1525,6 @@
         </w:rPr>
         <w:t>stdio</w:t>
       </w:r>
-      <w:proofErr w:type="spellEnd"/>
     </w:p>
     <w:p>
       <w:r>
@@ -1962,7 +1547,7 @@
                     <pic:cNvPicPr/>
                   </pic:nvPicPr>
                   <pic:blipFill>
-                    <a:blip r:embed="rId16"/>
+                    <a:blip r:embed="rId17"/>
                     <a:stretch>
                       <a:fillRect/>
                     </a:stretch>
@@ -1989,14 +1574,8 @@
       </w:r>
     </w:p>
     <w:p>
-      <w:proofErr w:type="spellStart"/>
-      <w:r>
-        <w:lastRenderedPageBreak/>
-        <w:t>npx</w:t>
-      </w:r>
-      <w:proofErr w:type="spellEnd"/>
-      <w:r>
-        <w:t xml:space="preserve"> -y @playwright/mcp@latest</w:t>
+      <w:r>
+        <w:t>npx -y @playwright/mcp@latest</w:t>
       </w:r>
     </w:p>
     <w:p>
@@ -2020,7 +1599,7 @@
                     <pic:cNvPicPr/>
                   </pic:nvPicPr>
                   <pic:blipFill>
-                    <a:blip r:embed="rId17"/>
+                    <a:blip r:embed="rId18"/>
                     <a:stretch>
                       <a:fillRect/>
                     </a:stretch>
@@ -2070,7 +1649,7 @@
                     <pic:cNvPicPr/>
                   </pic:nvPicPr>
                   <pic:blipFill>
-                    <a:blip r:embed="rId18"/>
+                    <a:blip r:embed="rId19"/>
                     <a:stretch>
                       <a:fillRect/>
                     </a:stretch>
@@ -2123,7 +1702,7 @@
                     <pic:cNvPicPr/>
                   </pic:nvPicPr>
                   <pic:blipFill>
-                    <a:blip r:embed="rId19"/>
+                    <a:blip r:embed="rId20"/>
                     <a:stretch>
                       <a:fillRect/>
                     </a:stretch>
@@ -2149,56 +1728,36 @@
         <w:pStyle w:val="Heading2"/>
       </w:pPr>
       <w:r>
+        <w:lastRenderedPageBreak/>
         <w:t>.Net 9.0.320</w:t>
       </w:r>
     </w:p>
     <w:p>
-      <w:proofErr w:type="spellStart"/>
-      <w:r>
-        <w:t>winget</w:t>
-      </w:r>
-      <w:proofErr w:type="spellEnd"/>
-      <w:r>
-        <w:t xml:space="preserve"> install --id Microsoft.DotNet.SDK.9 --version 9.0.320</w:t>
+      <w:r>
+        <w:t>winget install --id Microsoft.DotNet.SDK.9 --version 9.0.320</w:t>
       </w:r>
     </w:p>
     <w:p>
       <w:pPr>
         <w:pStyle w:val="Heading2"/>
       </w:pPr>
-      <w:proofErr w:type="spellStart"/>
       <w:r>
         <w:t>VSCode</w:t>
       </w:r>
-      <w:proofErr w:type="spellEnd"/>
-    </w:p>
-    <w:p>
-      <w:pPr>
-        <w:rPr>
-          <w:lang w:val="en-US"/>
-        </w:rPr>
-      </w:pPr>
-      <w:r>
-        <w:rPr>
-          <w:lang w:val="en-US"/>
-        </w:rPr>
-        <w:t xml:space="preserve">Download and install </w:t>
-      </w:r>
-      <w:proofErr w:type="spellStart"/>
-      <w:r>
-        <w:rPr>
-          <w:lang w:val="en-US"/>
-        </w:rPr>
-        <w:t>VSCode</w:t>
-      </w:r>
-      <w:proofErr w:type="spellEnd"/>
-      <w:r>
-        <w:rPr>
-          <w:lang w:val="en-US"/>
-        </w:rPr>
-        <w:t xml:space="preserve"> from </w:t>
-      </w:r>
-      <w:hyperlink r:id="rId20" w:history="1">
+    </w:p>
+    <w:p>
+      <w:pPr>
+        <w:rPr>
+          <w:lang w:val="en-US"/>
+        </w:rPr>
+      </w:pPr>
+      <w:r>
+        <w:rPr>
+          <w:lang w:val="en-US"/>
+        </w:rPr>
+        <w:t xml:space="preserve">Download and install VSCode from </w:t>
+      </w:r>
+      <w:hyperlink r:id="rId21" w:history="1">
         <w:r>
           <w:rPr>
             <w:rStyle w:val="Hyperlink"/>
@@ -2218,21 +1777,7 @@
         <w:rPr>
           <w:lang w:val="en-US"/>
         </w:rPr>
-        <w:t xml:space="preserve">Login to your </w:t>
-      </w:r>
-      <w:proofErr w:type="spellStart"/>
-      <w:r>
-        <w:rPr>
-          <w:lang w:val="en-US"/>
-        </w:rPr>
-        <w:t>github</w:t>
-      </w:r>
-      <w:proofErr w:type="spellEnd"/>
-      <w:r>
-        <w:rPr>
-          <w:lang w:val="en-US"/>
-        </w:rPr>
-        <w:t xml:space="preserve"> account</w:t>
+        <w:t>Login to your github account</w:t>
       </w:r>
     </w:p>
     <w:p>
@@ -2261,7 +1806,7 @@
                     <pic:cNvPicPr/>
                   </pic:nvPicPr>
                   <pic:blipFill>
-                    <a:blip r:embed="rId21"/>
+                    <a:blip r:embed="rId22"/>
                     <a:stretch>
                       <a:fillRect/>
                     </a:stretch>
@@ -2301,24 +1846,7 @@
           <w:highlight w:val="cyan"/>
           <w:lang w:val="en-US"/>
         </w:rPr>
-        <w:lastRenderedPageBreak/>
-        <w:t xml:space="preserve">If you have PowerShell 7 installed (check previous steps) ensure you direct </w:t>
-      </w:r>
-      <w:proofErr w:type="spellStart"/>
-      <w:r>
-        <w:rPr>
-          <w:highlight w:val="cyan"/>
-          <w:lang w:val="en-US"/>
-        </w:rPr>
-        <w:t>VSCode</w:t>
-      </w:r>
-      <w:proofErr w:type="spellEnd"/>
-      <w:r>
-        <w:rPr>
-          <w:highlight w:val="cyan"/>
-          <w:lang w:val="en-US"/>
-        </w:rPr>
-        <w:t xml:space="preserve"> to use PowerShell 5</w:t>
+        <w:t>If you have PowerShell 7 installed (check previous steps) ensure you direct VSCode to use PowerShell 5</w:t>
       </w:r>
     </w:p>
     <w:p>
@@ -2366,21 +1894,7 @@
         <w:rPr>
           <w:highlight w:val="cyan"/>
         </w:rPr>
-        <w:t xml:space="preserve"> (or </w:t>
-      </w:r>
-      <w:proofErr w:type="spellStart"/>
-      <w:r>
-        <w:rPr>
-          <w:highlight w:val="cyan"/>
-        </w:rPr>
-        <w:t>Cmd</w:t>
-      </w:r>
-      <w:proofErr w:type="spellEnd"/>
-      <w:r>
-        <w:rPr>
-          <w:highlight w:val="cyan"/>
-        </w:rPr>
-        <w:t xml:space="preserve"> + Shift + P on Mac) to open the Command Palette.</w:t>
+        <w:t xml:space="preserve"> (or Cmd + Shift + P on Mac) to open the Command Palette.</w:t>
       </w:r>
     </w:p>
     <w:p>
@@ -2726,7 +2240,7 @@
                     <pic:cNvPicPr/>
                   </pic:nvPicPr>
                   <pic:blipFill>
-                    <a:blip r:embed="rId22"/>
+                    <a:blip r:embed="rId23"/>
                     <a:stretch>
                       <a:fillRect/>
                     </a:stretch>
@@ -2812,25 +2326,7 @@
           <w:iCs/>
           <w:lang w:val="en-US"/>
         </w:rPr>
-        <w:t xml:space="preserve">as per the csv file. Don't deviate from the </w:t>
-      </w:r>
-      <w:proofErr w:type="gramStart"/>
-      <w:r>
-        <w:rPr>
-          <w:i/>
-          <w:iCs/>
-          <w:lang w:val="en-US"/>
-        </w:rPr>
-        <w:t>prompt's</w:t>
-      </w:r>
-      <w:proofErr w:type="gramEnd"/>
-      <w:r>
-        <w:rPr>
-          <w:i/>
-          <w:iCs/>
-          <w:lang w:val="en-US"/>
-        </w:rPr>
-        <w:t xml:space="preserve"> instructions</w:t>
+        <w:t>as per the csv file. Don't deviate from the prompt's instructions</w:t>
       </w:r>
       <w:r>
         <w:rPr>
@@ -2888,7 +2384,7 @@
                     <pic:cNvPicPr/>
                   </pic:nvPicPr>
                   <pic:blipFill>
-                    <a:blip r:embed="rId23"/>
+                    <a:blip r:embed="rId24"/>
                     <a:stretch>
                       <a:fillRect/>
                     </a:stretch>
@@ -3018,7 +2514,6 @@
         </w:rPr>
         <w:t xml:space="preserve">Follow your prompt and create the attributes for the </w:t>
       </w:r>
-      <w:proofErr w:type="spellStart"/>
       <w:r>
         <w:rPr>
           <w:b/>
@@ -3037,7 +2532,6 @@
         </w:rPr>
         <w:t>notification</w:t>
       </w:r>
-      <w:proofErr w:type="spellEnd"/>
       <w:r>
         <w:rPr>
           <w:i/>
@@ -3125,21 +2619,7 @@
         <w:rPr>
           <w:lang w:val="en-US"/>
         </w:rPr>
-        <w:t xml:space="preserve">In this example, the requirement is to make additional fields visible and mandatory when the Type field is set to Other. The user provides the requirement in plain English, and the agent interprets the request, identifies the relevant fields and controls, retrieves the required metadata from the solution, and applies the appropriate utility. This removes the need for developers to manually </w:t>
-      </w:r>
-      <w:proofErr w:type="spellStart"/>
-      <w:r>
-        <w:rPr>
-          <w:lang w:val="en-US"/>
-        </w:rPr>
-        <w:t>analyse</w:t>
-      </w:r>
-      <w:proofErr w:type="spellEnd"/>
-      <w:r>
-        <w:rPr>
-          <w:lang w:val="en-US"/>
-        </w:rPr>
-        <w:t xml:space="preserve"> the schema, locate the relevant components, and implement the logic themselves, resulting in a faster and more efficient development experience.</w:t>
+        <w:t>In this example, the requirement is to make additional fields visible and mandatory when the Type field is set to Other. The user provides the requirement in plain English, and the agent interprets the request, identifies the relevant fields and controls, retrieves the required metadata from the solution, and applies the appropriate utility. This removes the need for developers to manually analyse the schema, locate the relevant components, and implement the logic themselves, resulting in a faster and more efficient development experience.</w:t>
       </w:r>
     </w:p>
     <w:p>
@@ -3303,7 +2783,7 @@
                     <pic:cNvPicPr/>
                   </pic:nvPicPr>
                   <pic:blipFill>
-                    <a:blip r:embed="rId24"/>
+                    <a:blip r:embed="rId25"/>
                     <a:stretch>
                       <a:fillRect/>
                     </a:stretch>
@@ -3384,37 +2864,21 @@
           <w:i/>
           <w:iCs/>
         </w:rPr>
-        <w:t xml:space="preserve"> field between </w:t>
-      </w:r>
-      <w:proofErr w:type="gramStart"/>
+        <w:t xml:space="preserve"> field between the</w:t>
+      </w:r>
       <w:r>
         <w:rPr>
           <w:i/>
           <w:iCs/>
         </w:rPr>
-        <w:t>the</w:t>
+        <w:t xml:space="preserve"> </w:t>
       </w:r>
       <w:r>
         <w:rPr>
           <w:i/>
           <w:iCs/>
         </w:rPr>
-        <w:t xml:space="preserve"> </w:t>
-      </w:r>
-      <w:r>
-        <w:rPr>
-          <w:i/>
-          <w:iCs/>
-        </w:rPr>
-        <w:t> "</w:t>
-      </w:r>
-      <w:proofErr w:type="gramEnd"/>
-      <w:r>
-        <w:rPr>
-          <w:i/>
-          <w:iCs/>
-        </w:rPr>
-        <w:t>Fatality" and "Date of event" </w:t>
+        <w:t> "Fatality" and "Date of event" </w:t>
       </w:r>
       <w:r>
         <w:rPr>
@@ -3709,7 +3173,7 @@
                     <pic:cNvPicPr/>
                   </pic:nvPicPr>
                   <pic:blipFill>
-                    <a:blip r:embed="rId25"/>
+                    <a:blip r:embed="rId26"/>
                     <a:stretch>
                       <a:fillRect/>
                     </a:stretch>
@@ -3845,61 +3309,19 @@
         <w:rPr>
           <w:lang w:val="en-US"/>
         </w:rPr>
-        <w:t xml:space="preserve">In this exercise, we will update </w:t>
-      </w:r>
-      <w:proofErr w:type="gramStart"/>
-      <w:r>
-        <w:rPr>
-          <w:lang w:val="en-US"/>
-        </w:rPr>
-        <w:t>an</w:t>
-      </w:r>
-      <w:proofErr w:type="gramEnd"/>
-      <w:r>
-        <w:rPr>
-          <w:lang w:val="en-US"/>
-        </w:rPr>
-        <w:t xml:space="preserve"> existing low-code Cloud Flow and introduce new logic to ensure it complies with our business requirements. Because Cloud Flows are </w:t>
-      </w:r>
-      <w:proofErr w:type="gramStart"/>
-      <w:r>
-        <w:rPr>
-          <w:lang w:val="en-US"/>
-        </w:rPr>
-        <w:t xml:space="preserve">native </w:t>
-      </w:r>
-      <w:r>
-        <w:rPr>
-          <w:lang w:val="en-US"/>
-        </w:rPr>
-        <w:t xml:space="preserve"> low</w:t>
-      </w:r>
-      <w:proofErr w:type="gramEnd"/>
-      <w:r>
-        <w:rPr>
-          <w:lang w:val="en-US"/>
-        </w:rPr>
-        <w:t xml:space="preserve">-code </w:t>
-      </w:r>
-      <w:r>
-        <w:rPr>
-          <w:lang w:val="en-US"/>
-        </w:rPr>
-        <w:t xml:space="preserve">Power Platform components, we will use the out-of-the-box MCP capabilities to </w:t>
-      </w:r>
-      <w:proofErr w:type="spellStart"/>
-      <w:r>
-        <w:rPr>
-          <w:lang w:val="en-US"/>
-        </w:rPr>
-        <w:t>analyse</w:t>
-      </w:r>
-      <w:proofErr w:type="spellEnd"/>
-      <w:r>
-        <w:rPr>
-          <w:lang w:val="en-US"/>
-        </w:rPr>
-        <w:t xml:space="preserve"> the flow, identify the relevant actions and conditions, and apply the required changes through natural language instructions.</w:t>
+        <w:t xml:space="preserve">In this exercise, we will update an existing low-code Cloud Flow and introduce new logic to ensure it complies with our business requirements. Because Cloud Flows are native </w:t>
+      </w:r>
+      <w:r>
+        <w:rPr>
+          <w:lang w:val="en-US"/>
+        </w:rPr>
+        <w:t xml:space="preserve"> low-code </w:t>
+      </w:r>
+      <w:r>
+        <w:rPr>
+          <w:lang w:val="en-US"/>
+        </w:rPr>
+        <w:t>Power Platform components, we will use the out-of-the-box MCP capabilities to analyse the flow, identify the relevant actions and conditions, and apply the required changes through natural language instructions.</w:t>
       </w:r>
     </w:p>
     <w:p>
@@ -3968,21 +3390,7 @@
         <w:rPr>
           <w:lang w:val="en-US"/>
         </w:rPr>
-        <w:t xml:space="preserve">Power-Platform Plugin (check lab [0] for </w:t>
-      </w:r>
-      <w:proofErr w:type="gramStart"/>
-      <w:r>
-        <w:rPr>
-          <w:lang w:val="en-US"/>
-        </w:rPr>
-        <w:t>set</w:t>
-      </w:r>
-      <w:proofErr w:type="gramEnd"/>
-      <w:r>
-        <w:rPr>
-          <w:lang w:val="en-US"/>
-        </w:rPr>
-        <w:t xml:space="preserve"> up instructions).</w:t>
+        <w:t>Power-Platform Plugin (check lab [0] for set up instructions).</w:t>
       </w:r>
     </w:p>
     <w:p>
@@ -4032,21 +3440,7 @@
         <w:rPr>
           <w:lang w:val="en-US"/>
         </w:rPr>
-        <w:t xml:space="preserve">Ensure you are logged in to your environment using </w:t>
-      </w:r>
-      <w:proofErr w:type="spellStart"/>
-      <w:r>
-        <w:rPr>
-          <w:lang w:val="en-US"/>
-        </w:rPr>
-        <w:t>az</w:t>
-      </w:r>
-      <w:proofErr w:type="spellEnd"/>
-      <w:r>
-        <w:rPr>
-          <w:lang w:val="en-US"/>
-        </w:rPr>
-        <w:t xml:space="preserve"> login:</w:t>
+        <w:t>Ensure you are logged in to your environment using az login:</w:t>
       </w:r>
     </w:p>
     <w:p>
@@ -4058,21 +3452,12 @@
           <w:lang w:val="en-US"/>
         </w:rPr>
       </w:pPr>
-      <w:proofErr w:type="spellStart"/>
       <w:r>
         <w:rPr>
           <w:i/>
           <w:iCs/>
         </w:rPr>
-        <w:t>az</w:t>
-      </w:r>
-      <w:proofErr w:type="spellEnd"/>
-      <w:r>
-        <w:rPr>
-          <w:i/>
-          <w:iCs/>
-        </w:rPr>
-        <w:t xml:space="preserve"> login --tenant </w:t>
+        <w:t xml:space="preserve">az login --tenant </w:t>
       </w:r>
       <w:r>
         <w:rPr>
@@ -4168,25 +3553,7 @@
           <w:iCs/>
           <w:lang w:val="en-US"/>
         </w:rPr>
-        <w:t xml:space="preserve">power automat </w:t>
-      </w:r>
-      <w:proofErr w:type="spellStart"/>
-      <w:r>
-        <w:rPr>
-          <w:i/>
-          <w:iCs/>
-          <w:lang w:val="en-US"/>
-        </w:rPr>
-        <w:t>mcp</w:t>
-      </w:r>
-      <w:proofErr w:type="spellEnd"/>
-      <w:r>
-        <w:rPr>
-          <w:i/>
-          <w:iCs/>
-          <w:lang w:val="en-US"/>
-        </w:rPr>
-        <w:t xml:space="preserve"> server</w:t>
+        <w:t>power automat mcp server</w:t>
       </w:r>
     </w:p>
     <w:p>
@@ -4220,7 +3587,6 @@
         </w:rPr>
         <w:t xml:space="preserve">Using the </w:t>
       </w:r>
-      <w:proofErr w:type="spellStart"/>
       <w:r>
         <w:rPr>
           <w:i/>
@@ -4229,7 +3595,6 @@
         </w:rPr>
         <w:t>flowagent</w:t>
       </w:r>
-      <w:proofErr w:type="spellEnd"/>
       <w:r>
         <w:rPr>
           <w:i/>
@@ -4344,35 +3709,7 @@
         <w:rPr>
           <w:lang w:val="en-US"/>
         </w:rPr>
-        <w:t xml:space="preserve">This section focuses on agents that can build and configure front-end JavaScript </w:t>
-      </w:r>
-      <w:proofErr w:type="spellStart"/>
-      <w:r>
-        <w:rPr>
-          <w:lang w:val="en-US"/>
-        </w:rPr>
-        <w:t>customisations</w:t>
-      </w:r>
-      <w:proofErr w:type="spellEnd"/>
-      <w:r>
-        <w:rPr>
-          <w:lang w:val="en-US"/>
-        </w:rPr>
-        <w:t xml:space="preserve">. The goal is to establish a set of reusable libraries that address common business requirements, eliminating the need to repeatedly implement the same logic across different solutions. By promoting reusability and </w:t>
-      </w:r>
-      <w:proofErr w:type="spellStart"/>
-      <w:r>
-        <w:rPr>
-          <w:lang w:val="en-US"/>
-        </w:rPr>
-        <w:t>standardisation</w:t>
-      </w:r>
-      <w:proofErr w:type="spellEnd"/>
-      <w:r>
-        <w:rPr>
-          <w:lang w:val="en-US"/>
-        </w:rPr>
-        <w:t>, these libraries accelerate development, improve consistency, and reduce ongoing maintenance effort.</w:t>
+        <w:t>This section focuses on agents that can build and configure front-end JavaScript customisations. The goal is to establish a set of reusable libraries that address common business requirements, eliminating the need to repeatedly implement the same logic across different solutions. By promoting reusability and standardisation, these libraries accelerate development, improve consistency, and reduce ongoing maintenance effort.</w:t>
       </w:r>
     </w:p>
     <w:p>
@@ -4398,21 +3735,7 @@
         <w:rPr>
           <w:lang w:val="en-US"/>
         </w:rPr>
-        <w:t xml:space="preserve">In this example, the requirement is to make additional fields visible and mandatory when the Type field is set to Other. The user provides the requirement in plain English, and the agent interprets the request, identifies the relevant fields and controls, retrieves the required metadata from the solution, and applies the appropriate utility. This removes the need for developers to manually </w:t>
-      </w:r>
-      <w:proofErr w:type="spellStart"/>
-      <w:r>
-        <w:rPr>
-          <w:lang w:val="en-US"/>
-        </w:rPr>
-        <w:t>analyse</w:t>
-      </w:r>
-      <w:proofErr w:type="spellEnd"/>
-      <w:r>
-        <w:rPr>
-          <w:lang w:val="en-US"/>
-        </w:rPr>
-        <w:t xml:space="preserve"> the schema, locate the relevant components, and implement the logic themselves, resulting in a faster and more efficient development experience.</w:t>
+        <w:t>In this example, the requirement is to make additional fields visible and mandatory when the Type field is set to Other. The user provides the requirement in plain English, and the agent interprets the request, identifies the relevant fields and controls, retrieves the required metadata from the solution, and applies the appropriate utility. This removes the need for developers to manually analyse the schema, locate the relevant components, and implement the logic themselves, resulting in a faster and more efficient development experience.</w:t>
       </w:r>
     </w:p>
     <w:p>
@@ -4552,7 +3875,7 @@
                     <pic:cNvPicPr/>
                   </pic:nvPicPr>
                   <pic:blipFill>
-                    <a:blip r:embed="rId26"/>
+                    <a:blip r:embed="rId27"/>
                     <a:stretch>
                       <a:fillRect/>
                     </a:stretch>
@@ -4629,25 +3952,7 @@
           <w:iCs/>
           <w:lang w:val="en-US"/>
         </w:rPr>
-        <w:t xml:space="preserve">dd logic to the Custom Case form to make the </w:t>
-      </w:r>
-      <w:proofErr w:type="gramStart"/>
-      <w:r>
-        <w:rPr>
-          <w:i/>
-          <w:iCs/>
-          <w:lang w:val="en-US"/>
-        </w:rPr>
-        <w:t>Other</w:t>
-      </w:r>
-      <w:proofErr w:type="gramEnd"/>
-      <w:r>
-        <w:rPr>
-          <w:i/>
-          <w:iCs/>
-          <w:lang w:val="en-US"/>
-        </w:rPr>
-        <w:t xml:space="preserve"> field visible and mandatory when the Type field is set to Other. Reuse existing solution utilities where possible and avoid creating custom logic if an appropriate framework component already exists</w:t>
+        <w:t>dd logic to the Custom Case form to make the Other field visible and mandatory when the Type field is set to Other. Reuse existing solution utilities where possible and avoid creating custom logic if an appropriate framework component already exists</w:t>
       </w:r>
       <w:r>
         <w:rPr>
@@ -4675,19 +3980,11 @@
         </w:rPr>
         <w:t xml:space="preserve"> Verify that your agent has </w:t>
       </w:r>
-      <w:proofErr w:type="gramStart"/>
-      <w:r>
-        <w:rPr>
-          <w:lang w:val="en-US"/>
-        </w:rPr>
-        <w:t>update</w:t>
-      </w:r>
-      <w:proofErr w:type="gramEnd"/>
-      <w:r>
-        <w:rPr>
-          <w:lang w:val="en-US"/>
-        </w:rPr>
-        <w:t xml:space="preserve"> </w:t>
+      <w:r>
+        <w:rPr>
+          <w:lang w:val="en-US"/>
+        </w:rPr>
+        <w:t xml:space="preserve">update </w:t>
       </w:r>
       <w:r>
         <w:rPr>
@@ -4734,8 +4031,6 @@
           <w:lang w:val="en-US"/>
         </w:rPr>
       </w:pPr>
-      <w:proofErr w:type="spellStart"/>
-      <w:proofErr w:type="gramStart"/>
       <w:r>
         <w:rPr>
           <w:rFonts w:ascii="Courier New" w:hAnsi="Courier New" w:cs="Courier New"/>
@@ -4743,20 +4038,19 @@
           <w:szCs w:val="20"/>
           <w:lang w:val="en-US"/>
         </w:rPr>
-        <w:t>AI.FormUtilities.setupFieldVisibility</w:t>
-      </w:r>
-      <w:proofErr w:type="spellEnd"/>
-      <w:proofErr w:type="gramEnd"/>
-      <w:r>
+        <w:t>AI.FormUtilities.setupFieldVisibility(formContext, "ppcc_type", "ppcc_other", 100000004);</w:t>
+      </w:r>
+    </w:p>
+    <w:p>
+      <w:pPr>
+        <w:pStyle w:val="ListParagraph"/>
         <w:rPr>
           <w:rFonts w:ascii="Courier New" w:hAnsi="Courier New" w:cs="Courier New"/>
           <w:sz w:val="20"/>
           <w:szCs w:val="20"/>
           <w:lang w:val="en-US"/>
         </w:rPr>
-        <w:t>(</w:t>
-      </w:r>
-      <w:proofErr w:type="spellStart"/>
+      </w:pPr>
       <w:r>
         <w:rPr>
           <w:rFonts w:ascii="Courier New" w:hAnsi="Courier New" w:cs="Courier New"/>
@@ -4764,150 +4058,7 @@
           <w:szCs w:val="20"/>
           <w:lang w:val="en-US"/>
         </w:rPr>
-        <w:t>formContext</w:t>
-      </w:r>
-      <w:proofErr w:type="spellEnd"/>
-      <w:r>
-        <w:rPr>
-          <w:rFonts w:ascii="Courier New" w:hAnsi="Courier New" w:cs="Courier New"/>
-          <w:sz w:val="20"/>
-          <w:szCs w:val="20"/>
-          <w:lang w:val="en-US"/>
-        </w:rPr>
-        <w:t>, "</w:t>
-      </w:r>
-      <w:proofErr w:type="spellStart"/>
-      <w:r>
-        <w:rPr>
-          <w:rFonts w:ascii="Courier New" w:hAnsi="Courier New" w:cs="Courier New"/>
-          <w:sz w:val="20"/>
-          <w:szCs w:val="20"/>
-          <w:lang w:val="en-US"/>
-        </w:rPr>
-        <w:t>ppcc_type</w:t>
-      </w:r>
-      <w:proofErr w:type="spellEnd"/>
-      <w:r>
-        <w:rPr>
-          <w:rFonts w:ascii="Courier New" w:hAnsi="Courier New" w:cs="Courier New"/>
-          <w:sz w:val="20"/>
-          <w:szCs w:val="20"/>
-          <w:lang w:val="en-US"/>
-        </w:rPr>
-        <w:t>", "</w:t>
-      </w:r>
-      <w:proofErr w:type="spellStart"/>
-      <w:r>
-        <w:rPr>
-          <w:rFonts w:ascii="Courier New" w:hAnsi="Courier New" w:cs="Courier New"/>
-          <w:sz w:val="20"/>
-          <w:szCs w:val="20"/>
-          <w:lang w:val="en-US"/>
-        </w:rPr>
-        <w:t>ppcc_other</w:t>
-      </w:r>
-      <w:proofErr w:type="spellEnd"/>
-      <w:r>
-        <w:rPr>
-          <w:rFonts w:ascii="Courier New" w:hAnsi="Courier New" w:cs="Courier New"/>
-          <w:sz w:val="20"/>
-          <w:szCs w:val="20"/>
-          <w:lang w:val="en-US"/>
-        </w:rPr>
-        <w:t>", 100000004);</w:t>
-      </w:r>
-    </w:p>
-    <w:p>
-      <w:pPr>
-        <w:pStyle w:val="ListParagraph"/>
-        <w:rPr>
-          <w:rFonts w:ascii="Courier New" w:hAnsi="Courier New" w:cs="Courier New"/>
-          <w:sz w:val="20"/>
-          <w:szCs w:val="20"/>
-          <w:lang w:val="en-US"/>
-        </w:rPr>
-      </w:pPr>
-      <w:proofErr w:type="spellStart"/>
-      <w:proofErr w:type="gramStart"/>
-      <w:r>
-        <w:rPr>
-          <w:rFonts w:ascii="Courier New" w:hAnsi="Courier New" w:cs="Courier New"/>
-          <w:sz w:val="20"/>
-          <w:szCs w:val="20"/>
-          <w:lang w:val="en-US"/>
-        </w:rPr>
-        <w:t>AI.FormUtilities.setupConditionalRequirement</w:t>
-      </w:r>
-      <w:proofErr w:type="spellEnd"/>
-      <w:proofErr w:type="gramEnd"/>
-      <w:r>
-        <w:rPr>
-          <w:rFonts w:ascii="Courier New" w:hAnsi="Courier New" w:cs="Courier New"/>
-          <w:sz w:val="20"/>
-          <w:szCs w:val="20"/>
-          <w:lang w:val="en-US"/>
-        </w:rPr>
-        <w:t>(</w:t>
-      </w:r>
-      <w:proofErr w:type="spellStart"/>
-      <w:r>
-        <w:rPr>
-          <w:rFonts w:ascii="Courier New" w:hAnsi="Courier New" w:cs="Courier New"/>
-          <w:sz w:val="20"/>
-          <w:szCs w:val="20"/>
-          <w:lang w:val="en-US"/>
-        </w:rPr>
-        <w:t>formContext</w:t>
-      </w:r>
-      <w:proofErr w:type="spellEnd"/>
-      <w:r>
-        <w:rPr>
-          <w:rFonts w:ascii="Courier New" w:hAnsi="Courier New" w:cs="Courier New"/>
-          <w:sz w:val="20"/>
-          <w:szCs w:val="20"/>
-          <w:lang w:val="en-US"/>
-        </w:rPr>
-        <w:t>, "</w:t>
-      </w:r>
-      <w:proofErr w:type="spellStart"/>
-      <w:r>
-        <w:rPr>
-          <w:rFonts w:ascii="Courier New" w:hAnsi="Courier New" w:cs="Courier New"/>
-          <w:sz w:val="20"/>
-          <w:szCs w:val="20"/>
-          <w:lang w:val="en-US"/>
-        </w:rPr>
-        <w:t>ppcc_type</w:t>
-      </w:r>
-      <w:proofErr w:type="spellEnd"/>
-      <w:r>
-        <w:rPr>
-          <w:rFonts w:ascii="Courier New" w:hAnsi="Courier New" w:cs="Courier New"/>
-          <w:sz w:val="20"/>
-          <w:szCs w:val="20"/>
-          <w:lang w:val="en-US"/>
-        </w:rPr>
-        <w:t>", "</w:t>
-      </w:r>
-      <w:proofErr w:type="spellStart"/>
-      <w:r>
-        <w:rPr>
-          <w:rFonts w:ascii="Courier New" w:hAnsi="Courier New" w:cs="Courier New"/>
-          <w:sz w:val="20"/>
-          <w:szCs w:val="20"/>
-          <w:lang w:val="en-US"/>
-        </w:rPr>
-        <w:t>ppcc_other</w:t>
-      </w:r>
-      <w:proofErr w:type="spellEnd"/>
-      <w:r>
-        <w:rPr>
-          <w:rFonts w:ascii="Courier New" w:hAnsi="Courier New" w:cs="Courier New"/>
-          <w:sz w:val="20"/>
-          <w:szCs w:val="20"/>
-          <w:lang w:val="en-US"/>
-        </w:rPr>
-        <w:t>", 100000004);</w:t>
+        <w:t>AI.FormUtilities.setupConditionalRequirement(formContext, "ppcc_type", "ppcc_other", 100000004);</w:t>
       </w:r>
     </w:p>
     <w:p>
@@ -4953,21 +4104,8 @@
       <w:r>
         <w:t xml:space="preserve">web resource with </w:t>
       </w:r>
-      <w:proofErr w:type="spellStart"/>
-      <w:r>
-        <w:t>spkl</w:t>
-      </w:r>
-      <w:proofErr w:type="spellEnd"/>
-      <w:r>
-        <w:t xml:space="preserve"> ~\</w:t>
-      </w:r>
-      <w:proofErr w:type="spellStart"/>
-      <w:r>
-        <w:t>spkl</w:t>
-      </w:r>
-      <w:proofErr w:type="spellEnd"/>
-      <w:r>
-        <w:t>\</w:t>
+      <w:r>
+        <w:t>spkl ~\spkl\</w:t>
       </w:r>
       <w:r>
         <w:t xml:space="preserve"> deploy-webresources.bat</w:t>
@@ -4987,29 +4125,13 @@
           <w:bCs/>
           <w:lang w:val="en-US"/>
         </w:rPr>
-        <w:t>(</w:t>
-      </w:r>
-      <w:proofErr w:type="gramStart"/>
-      <w:r>
-        <w:rPr>
-          <w:b/>
-          <w:bCs/>
-          <w:lang w:val="en-US"/>
-        </w:rPr>
-        <w:t xml:space="preserve">optional) </w:t>
-      </w:r>
-      <w:r>
-        <w:rPr>
-          <w:lang w:val="en-US"/>
-        </w:rPr>
-        <w:t xml:space="preserve"> test</w:t>
-      </w:r>
-      <w:proofErr w:type="gramEnd"/>
-      <w:r>
-        <w:rPr>
-          <w:lang w:val="en-US"/>
-        </w:rPr>
-        <w:t xml:space="preserve"> the changes in your custom case entity (might</w:t>
+        <w:t xml:space="preserve">(optional) </w:t>
+      </w:r>
+      <w:r>
+        <w:rPr>
+          <w:lang w:val="en-US"/>
+        </w:rPr>
+        <w:t xml:space="preserve"> test the changes in your custom case entity (might</w:t>
       </w:r>
       <w:r>
         <w:rPr>
@@ -5102,21 +4224,7 @@
         <w:rPr>
           <w:lang w:val="en-US"/>
         </w:rPr>
-        <w:t xml:space="preserve">This lab focuses on our custom-built AI-ready accelerator, which enables the execution of server-side business logic through data-driven instructions. Rather than developing and deploying plugins from scratch, the accelerator allows </w:t>
-      </w:r>
-      <w:proofErr w:type="spellStart"/>
-      <w:r>
-        <w:rPr>
-          <w:lang w:val="en-US"/>
-        </w:rPr>
-        <w:t>behaviour</w:t>
-      </w:r>
-      <w:proofErr w:type="spellEnd"/>
-      <w:r>
-        <w:rPr>
-          <w:lang w:val="en-US"/>
-        </w:rPr>
-        <w:t xml:space="preserve"> to be defined and configured dynamically, significantly reducing development effort, deployment complexity, and maintenance overhead.</w:t>
+        <w:t>This lab focuses on our custom-built AI-ready accelerator, which enables the execution of server-side business logic through data-driven instructions. Rather than developing and deploying plugins from scratch, the accelerator allows behaviour to be defined and configured dynamically, significantly reducing development effort, deployment complexity, and maintenance overhead.</w:t>
       </w:r>
     </w:p>
     <w:p>
@@ -5289,7 +4397,7 @@
                     <pic:cNvPicPr/>
                   </pic:nvPicPr>
                   <pic:blipFill>
-                    <a:blip r:embed="rId27"/>
+                    <a:blip r:embed="rId28"/>
                     <a:stretch>
                       <a:fillRect/>
                     </a:stretch>
@@ -5423,7 +4531,6 @@
         </w:rPr>
         <w:t>❗</w:t>
       </w:r>
-      <w:proofErr w:type="gramStart"/>
       <w:r>
         <w:rPr>
           <w:rFonts w:ascii="Segoe UI Emoji" w:hAnsi="Segoe UI Emoji" w:cs="Segoe UI Emoji"/>
@@ -5447,7 +4554,6 @@
         </w:rPr>
         <w:t>)</w:t>
       </w:r>
-      <w:proofErr w:type="gramEnd"/>
       <w:r>
         <w:rPr>
           <w:rFonts w:ascii="Segoe UI Emoji" w:hAnsi="Segoe UI Emoji" w:cs="Segoe UI Emoji"/>
@@ -5513,7 +4619,7 @@
                     <pic:cNvPicPr/>
                   </pic:nvPicPr>
                   <pic:blipFill>
-                    <a:blip r:embed="rId28"/>
+                    <a:blip r:embed="rId29"/>
                     <a:stretch>
                       <a:fillRect/>
                     </a:stretch>
@@ -5569,38 +4675,8 @@
           <w:iCs/>
           <w:lang w:val="en-US"/>
         </w:rPr>
-        <w:t xml:space="preserve">Upload the </w:t>
-      </w:r>
-      <w:proofErr w:type="spellStart"/>
-      <w:r>
-        <w:rPr>
-          <w:i/>
-          <w:iCs/>
-          <w:lang w:val="en-US"/>
-        </w:rPr>
-        <w:t>customcase</w:t>
-      </w:r>
-      <w:proofErr w:type="spellEnd"/>
-      <w:r>
-        <w:rPr>
-          <w:i/>
-          <w:iCs/>
-          <w:lang w:val="en-US"/>
-        </w:rPr>
-        <w:t>-fatality-</w:t>
-      </w:r>
-      <w:proofErr w:type="spellStart"/>
-      <w:proofErr w:type="gramStart"/>
-      <w:r>
-        <w:rPr>
-          <w:i/>
-          <w:iCs/>
-          <w:lang w:val="en-US"/>
-        </w:rPr>
-        <w:t>priority.json</w:t>
-      </w:r>
-      <w:proofErr w:type="spellEnd"/>
-      <w:proofErr w:type="gramEnd"/>
+        <w:t>Upload the customcase-fatality-priority.json</w:t>
+      </w:r>
     </w:p>
     <w:p>
       <w:pPr>
@@ -5623,21 +4699,7 @@
         <w:rPr>
           <w:lang w:val="en-US"/>
         </w:rPr>
-        <w:t xml:space="preserve">Go to your Model Driven App and create a new Custom Case with a type of fatality and save it. Ensure that the priority has been updated </w:t>
-      </w:r>
-      <w:proofErr w:type="gramStart"/>
-      <w:r>
-        <w:rPr>
-          <w:lang w:val="en-US"/>
-        </w:rPr>
-        <w:t>to</w:t>
-      </w:r>
-      <w:proofErr w:type="gramEnd"/>
-      <w:r>
-        <w:rPr>
-          <w:lang w:val="en-US"/>
-        </w:rPr>
-        <w:t xml:space="preserve"> High.</w:t>
+        <w:t>Go to your Model Driven App and create a new Custom Case with a type of fatality and save it. Ensure that the priority has been updated to High.</w:t>
       </w:r>
     </w:p>
     <w:p>
@@ -5667,7 +4729,7 @@
                     <pic:cNvPicPr/>
                   </pic:nvPicPr>
                   <pic:blipFill>
-                    <a:blip r:embed="rId29"/>
+                    <a:blip r:embed="rId30"/>
                     <a:stretch>
                       <a:fillRect/>
                     </a:stretch>
@@ -5940,7 +5002,7 @@
                     <pic:cNvPicPr/>
                   </pic:nvPicPr>
                   <pic:blipFill>
-                    <a:blip r:embed="rId30"/>
+                    <a:blip r:embed="rId31"/>
                     <a:stretch>
                       <a:fillRect/>
                     </a:stretch>
@@ -6123,19 +5185,11 @@
           <w:lang w:val="en-US"/>
         </w:rPr>
       </w:pPr>
-      <w:proofErr w:type="spellStart"/>
-      <w:r>
-        <w:rPr>
-          <w:lang w:val="en-US"/>
-        </w:rPr>
-        <w:t>Github</w:t>
-      </w:r>
-      <w:proofErr w:type="spellEnd"/>
-      <w:r>
-        <w:rPr>
-          <w:lang w:val="en-US"/>
-        </w:rPr>
-        <w:t xml:space="preserve"> Copilot</w:t>
+      <w:r>
+        <w:rPr>
+          <w:lang w:val="en-US"/>
+        </w:rPr>
+        <w:t>Github Copilot</w:t>
       </w:r>
     </w:p>
     <w:p>
@@ -6237,16 +5291,8 @@
         <w:rPr>
           <w:lang w:val="en-US"/>
         </w:rPr>
-        <w:t xml:space="preserve">to default Agent </w:t>
-      </w:r>
-      <w:proofErr w:type="spellStart"/>
-      <w:r>
-        <w:rPr>
-          <w:lang w:val="en-US"/>
-        </w:rPr>
-        <w:t>mdoe</w:t>
-      </w:r>
-      <w:proofErr w:type="spellEnd"/>
+        <w:t>to default Agent mdoe</w:t>
+      </w:r>
     </w:p>
     <w:p>
       <w:pPr>
@@ -6275,7 +5321,7 @@
                     <pic:cNvPicPr/>
                   </pic:nvPicPr>
                   <pic:blipFill rotWithShape="1">
-                    <a:blip r:embed="rId31"/>
+                    <a:blip r:embed="rId32"/>
                     <a:srcRect l="17893"/>
                     <a:stretch>
                       <a:fillRect/>
@@ -6521,19 +5567,11 @@
           <w:lang w:val="en-US"/>
         </w:rPr>
       </w:pPr>
-      <w:proofErr w:type="spellStart"/>
-      <w:r>
-        <w:rPr>
-          <w:lang w:val="en-US"/>
-        </w:rPr>
-        <w:t>Github</w:t>
-      </w:r>
-      <w:proofErr w:type="spellEnd"/>
-      <w:r>
-        <w:rPr>
-          <w:lang w:val="en-US"/>
-        </w:rPr>
-        <w:t xml:space="preserve"> Copilot</w:t>
+      <w:r>
+        <w:rPr>
+          <w:lang w:val="en-US"/>
+        </w:rPr>
+        <w:t>Github Copilot</w:t>
       </w:r>
     </w:p>
     <w:p>
@@ -6615,19 +5653,11 @@
           <w:lang w:val="en-US"/>
         </w:rPr>
       </w:pPr>
-      <w:proofErr w:type="spellStart"/>
       <w:r>
         <w:rPr>
           <w:rFonts w:ascii="Courier New" w:hAnsi="Courier New" w:cs="Courier New"/>
         </w:rPr>
-        <w:t>pwsh</w:t>
-      </w:r>
-      <w:proofErr w:type="spellEnd"/>
-      <w:r>
-        <w:rPr>
-          <w:rFonts w:ascii="Courier New" w:hAnsi="Courier New" w:cs="Courier New"/>
-        </w:rPr>
-        <w:t xml:space="preserve"> bin/Debug/net</w:t>
+        <w:t>pwsh bin/Debug/net</w:t>
       </w:r>
       <w:r>
         <w:rPr>
@@ -6749,7 +5779,7 @@
                     <pic:cNvPicPr/>
                   </pic:nvPicPr>
                   <pic:blipFill>
-                    <a:blip r:embed="rId32"/>
+                    <a:blip r:embed="rId33"/>
                     <a:stretch>
                       <a:fillRect/>
                     </a:stretch>
@@ -6803,25 +5833,7 @@
           <w:iCs/>
           <w:lang w:val="en-US"/>
         </w:rPr>
-        <w:t xml:space="preserve">Update </w:t>
-      </w:r>
-      <w:proofErr w:type="spellStart"/>
-      <w:r>
-        <w:rPr>
-          <w:i/>
-          <w:iCs/>
-          <w:lang w:val="en-US"/>
-        </w:rPr>
-        <w:t>UITest.json</w:t>
-      </w:r>
-      <w:proofErr w:type="spellEnd"/>
-      <w:r>
-        <w:rPr>
-          <w:i/>
-          <w:iCs/>
-          <w:lang w:val="en-US"/>
-        </w:rPr>
-        <w:t xml:space="preserve"> to create </w:t>
+        <w:t xml:space="preserve">Update UITest.json to create </w:t>
       </w:r>
       <w:r>
         <w:rPr>
@@ -6914,14 +5926,12 @@
         </w:rPr>
         <w:t xml:space="preserve"> </w:t>
       </w:r>
-      <w:proofErr w:type="spellStart"/>
       <w:r>
         <w:rPr>
           <w:lang w:val="en-US"/>
         </w:rPr>
         <w:t>CreateCustomCase</w:t>
       </w:r>
-      <w:proofErr w:type="spellEnd"/>
     </w:p>
     <w:p>
       <w:pPr>
@@ -6948,7 +5958,7 @@
                     <pic:cNvPicPr/>
                   </pic:nvPicPr>
                   <pic:blipFill rotWithShape="1">
-                    <a:blip r:embed="rId33"/>
+                    <a:blip r:embed="rId34"/>
                     <a:srcRect b="32361"/>
                     <a:stretch>
                       <a:fillRect/>
@@ -6991,13 +6001,8 @@
         <w:lastRenderedPageBreak/>
         <w:t xml:space="preserve">If you are using </w:t>
       </w:r>
-      <w:proofErr w:type="spellStart"/>
-      <w:r>
-        <w:t>VSCode</w:t>
-      </w:r>
-      <w:proofErr w:type="spellEnd"/>
-      <w:r>
-        <w:t xml:space="preserve"> run the following commands</w:t>
+      <w:r>
+        <w:t>VSCode run the following commands</w:t>
       </w:r>
     </w:p>
     <w:p>
@@ -7027,19 +6032,7 @@
         <w:rPr>
           <w:rFonts w:ascii="Courier New" w:hAnsi="Courier New" w:cs="Courier New"/>
         </w:rPr>
-        <w:t xml:space="preserve">dotnet </w:t>
-      </w:r>
-      <w:r>
-        <w:rPr>
-          <w:rFonts w:ascii="Courier New" w:hAnsi="Courier New" w:cs="Courier New"/>
-        </w:rPr>
-        <w:t>run</w:t>
-      </w:r>
-      <w:r>
-        <w:rPr>
-          <w:rFonts w:ascii="Courier New" w:hAnsi="Courier New" w:cs="Courier New"/>
-        </w:rPr>
-        <w:t xml:space="preserve"> PPCC2026.csproj</w:t>
+        <w:t>dotnet run PPCC2026.csproj</w:t>
       </w:r>
     </w:p>
     <w:p>
@@ -7084,12 +6077,12 @@
       </w:r>
     </w:p>
     <w:sectPr>
-      <w:headerReference w:type="even" r:id="rId34"/>
-      <w:headerReference w:type="default" r:id="rId35"/>
-      <w:footerReference w:type="even" r:id="rId36"/>
-      <w:footerReference w:type="default" r:id="rId37"/>
-      <w:headerReference w:type="first" r:id="rId38"/>
-      <w:footerReference w:type="first" r:id="rId39"/>
+      <w:headerReference w:type="even" r:id="rId35"/>
+      <w:headerReference w:type="default" r:id="rId36"/>
+      <w:footerReference w:type="even" r:id="rId37"/>
+      <w:footerReference w:type="default" r:id="rId38"/>
+      <w:headerReference w:type="first" r:id="rId39"/>
+      <w:footerReference w:type="first" r:id="rId40"/>
       <w:pgSz w:w="11906" w:h="16838"/>
       <w:pgMar w:top="1440" w:right="1440" w:bottom="1440" w:left="1440" w:header="708" w:footer="708" w:gutter="0"/>
       <w:cols w:space="708"/>
@@ -10194,6 +9187,7 @@
   <w:style w:type="character" w:default="1" w:styleId="DefaultParagraphFont">
     <w:name w:val="Default Paragraph Font"/>
     <w:uiPriority w:val="1"/>
+    <w:semiHidden/>
     <w:unhideWhenUsed/>
   </w:style>
   <w:style w:type="table" w:default="1" w:styleId="TableNormal">

--- a/Lab 10.docx
+++ b/Lab 10.docx
@@ -61,11 +61,19 @@
           <w:lang w:val="en-US"/>
         </w:rPr>
       </w:pPr>
-      <w:r>
-        <w:rPr>
-          <w:lang w:val="en-US"/>
-        </w:rPr>
-        <w:t>Github Copilot License</w:t>
+      <w:proofErr w:type="spellStart"/>
+      <w:r>
+        <w:rPr>
+          <w:lang w:val="en-US"/>
+        </w:rPr>
+        <w:t>Github</w:t>
+      </w:r>
+      <w:proofErr w:type="spellEnd"/>
+      <w:r>
+        <w:rPr>
+          <w:lang w:val="en-US"/>
+        </w:rPr>
+        <w:t xml:space="preserve"> Copilot License</w:t>
       </w:r>
     </w:p>
     <w:p>
@@ -181,12 +189,14 @@
           <w:lang w:val="en-US"/>
         </w:rPr>
       </w:pPr>
+      <w:proofErr w:type="spellStart"/>
       <w:r>
         <w:rPr>
           <w:lang w:val="en-US"/>
         </w:rPr>
         <w:t>VSCode</w:t>
       </w:r>
+      <w:proofErr w:type="spellEnd"/>
     </w:p>
     <w:p>
       <w:pPr>
@@ -522,7 +532,21 @@
         <w:rPr>
           <w:lang w:val="en-US"/>
         </w:rPr>
-        <w:t xml:space="preserve">We are Zava, a public sector </w:t>
+        <w:t xml:space="preserve">We are </w:t>
+      </w:r>
+      <w:proofErr w:type="spellStart"/>
+      <w:r>
+        <w:rPr>
+          <w:lang w:val="en-US"/>
+        </w:rPr>
+        <w:t>Zava</w:t>
+      </w:r>
+      <w:proofErr w:type="spellEnd"/>
+      <w:r>
+        <w:rPr>
+          <w:lang w:val="en-US"/>
+        </w:rPr>
+        <w:t xml:space="preserve">, a public sector </w:t>
       </w:r>
       <w:r>
         <w:rPr>
@@ -544,15 +568,85 @@
         <w:rPr>
           <w:lang w:val="en-US"/>
         </w:rPr>
-        <w:t>Our role is to help ensure that people return home from work healthy and safe, and to hold organisations accountable when they fail to manage workplace risk.</w:t>
-      </w:r>
-    </w:p>
-    <w:p>
-      <w:r>
-        <w:rPr>
-          <w:lang w:val="en-US"/>
-        </w:rPr>
-        <w:t>We receive notifications via from the public through manual channels such as emails, letters, or phone call where organizations notify us on an incident that took place at work. We have a responsibility to respond go incidents, especially urgent one where a severe injury or fatality occurred.</w:t>
+        <w:t xml:space="preserve">Our role is to help ensure that people return home from work healthy and safe, and to hold </w:t>
+      </w:r>
+      <w:proofErr w:type="spellStart"/>
+      <w:r>
+        <w:rPr>
+          <w:lang w:val="en-US"/>
+        </w:rPr>
+        <w:t>organisations</w:t>
+      </w:r>
+      <w:proofErr w:type="spellEnd"/>
+      <w:r>
+        <w:rPr>
+          <w:lang w:val="en-US"/>
+        </w:rPr>
+        <w:t xml:space="preserve"> accountable when they fail to manage workplace risk.</w:t>
+      </w:r>
+    </w:p>
+    <w:p>
+      <w:r>
+        <w:rPr>
+          <w:lang w:val="en-US"/>
+        </w:rPr>
+        <w:t xml:space="preserve">We receive notifications via from the public through manual channels such as emails, letters, or phone </w:t>
+      </w:r>
+      <w:proofErr w:type="gramStart"/>
+      <w:r>
+        <w:rPr>
+          <w:lang w:val="en-US"/>
+        </w:rPr>
+        <w:t>call</w:t>
+      </w:r>
+      <w:proofErr w:type="gramEnd"/>
+      <w:r>
+        <w:rPr>
+          <w:lang w:val="en-US"/>
+        </w:rPr>
+        <w:t xml:space="preserve"> where organizations notify us </w:t>
+      </w:r>
+      <w:proofErr w:type="gramStart"/>
+      <w:r>
+        <w:rPr>
+          <w:lang w:val="en-US"/>
+        </w:rPr>
+        <w:t>on</w:t>
+      </w:r>
+      <w:proofErr w:type="gramEnd"/>
+      <w:r>
+        <w:rPr>
+          <w:lang w:val="en-US"/>
+        </w:rPr>
+        <w:t xml:space="preserve"> an incident that took place at work. We have a responsibility to respond </w:t>
+      </w:r>
+      <w:proofErr w:type="gramStart"/>
+      <w:r>
+        <w:rPr>
+          <w:lang w:val="en-US"/>
+        </w:rPr>
+        <w:t>go</w:t>
+      </w:r>
+      <w:proofErr w:type="gramEnd"/>
+      <w:r>
+        <w:rPr>
+          <w:lang w:val="en-US"/>
+        </w:rPr>
+        <w:t xml:space="preserve"> incidents, especially urgent </w:t>
+      </w:r>
+      <w:proofErr w:type="gramStart"/>
+      <w:r>
+        <w:rPr>
+          <w:lang w:val="en-US"/>
+        </w:rPr>
+        <w:t>one</w:t>
+      </w:r>
+      <w:proofErr w:type="gramEnd"/>
+      <w:r>
+        <w:rPr>
+          <w:lang w:val="en-US"/>
+        </w:rPr>
+        <w:t xml:space="preserve"> where a severe injury or fatality occurred.</w:t>
       </w:r>
     </w:p>
     <w:p>
@@ -568,7 +662,21 @@
         <w:rPr>
           <w:lang w:val="en-US"/>
         </w:rPr>
-        <w:t>Our CIO is concerned that we are too slow in building new regimes and expose them to the public. They also have concerns regarding the quality of our deliverables.</w:t>
+        <w:t xml:space="preserve">Our CIO is concerned that we are too slow in building new regimes and </w:t>
+      </w:r>
+      <w:proofErr w:type="gramStart"/>
+      <w:r>
+        <w:rPr>
+          <w:lang w:val="en-US"/>
+        </w:rPr>
+        <w:t>expose</w:t>
+      </w:r>
+      <w:proofErr w:type="gramEnd"/>
+      <w:r>
+        <w:rPr>
+          <w:lang w:val="en-US"/>
+        </w:rPr>
+        <w:t xml:space="preserve"> them to the public. They also have concerns regarding the quality of our deliverables.</w:t>
       </w:r>
     </w:p>
     <w:p>
@@ -855,12 +963,34 @@
           <w:lang w:val="en-US"/>
         </w:rPr>
       </w:pPr>
+      <w:proofErr w:type="gramStart"/>
       <w:r>
         <w:rPr>
           <w:lang w:val="en-US"/>
         </w:rPr>
         <w:lastRenderedPageBreak/>
-        <w:t>Mark the PPCC26 solution are your preferred solution</w:t>
+        <w:t>Mark</w:t>
+      </w:r>
+      <w:proofErr w:type="gramEnd"/>
+      <w:r>
+        <w:rPr>
+          <w:lang w:val="en-US"/>
+        </w:rPr>
+        <w:t xml:space="preserve"> the PPCC26 solution </w:t>
+      </w:r>
+      <w:proofErr w:type="gramStart"/>
+      <w:r>
+        <w:rPr>
+          <w:lang w:val="en-US"/>
+        </w:rPr>
+        <w:t>are</w:t>
+      </w:r>
+      <w:proofErr w:type="gramEnd"/>
+      <w:r>
+        <w:rPr>
+          <w:lang w:val="en-US"/>
+        </w:rPr>
+        <w:t xml:space="preserve"> your preferred solution</w:t>
       </w:r>
     </w:p>
     <w:p>
@@ -972,12 +1102,37 @@
           <w:lang w:val="en-US"/>
         </w:rPr>
       </w:pPr>
+      <w:proofErr w:type="spellStart"/>
       <w:r>
         <w:rPr>
           <w:rFonts w:ascii="Courier New" w:hAnsi="Courier New" w:cs="Courier New"/>
           <w:lang w:val="en-US"/>
         </w:rPr>
-        <w:t>pac auth create --environment &lt;EnvironmentGUID&gt;</w:t>
+        <w:t>pac</w:t>
+      </w:r>
+      <w:proofErr w:type="spellEnd"/>
+      <w:r>
+        <w:rPr>
+          <w:rFonts w:ascii="Courier New" w:hAnsi="Courier New" w:cs="Courier New"/>
+          <w:lang w:val="en-US"/>
+        </w:rPr>
+        <w:t xml:space="preserve"> auth create --environment &lt;</w:t>
+      </w:r>
+      <w:proofErr w:type="spellStart"/>
+      <w:r>
+        <w:rPr>
+          <w:rFonts w:ascii="Courier New" w:hAnsi="Courier New" w:cs="Courier New"/>
+          <w:lang w:val="en-US"/>
+        </w:rPr>
+        <w:t>EnvironmentGUID</w:t>
+      </w:r>
+      <w:proofErr w:type="spellEnd"/>
+      <w:r>
+        <w:rPr>
+          <w:rFonts w:ascii="Courier New" w:hAnsi="Courier New" w:cs="Courier New"/>
+          <w:lang w:val="en-US"/>
+        </w:rPr>
+        <w:t>&gt;</w:t>
       </w:r>
     </w:p>
     <w:p>
@@ -1006,11 +1161,19 @@
           <w:lang w:val="en-US"/>
         </w:rPr>
       </w:pPr>
-      <w:r>
-        <w:rPr>
-          <w:lang w:val="en-US"/>
-        </w:rPr>
-        <w:t>Github Copilot License</w:t>
+      <w:proofErr w:type="spellStart"/>
+      <w:r>
+        <w:rPr>
+          <w:lang w:val="en-US"/>
+        </w:rPr>
+        <w:t>Github</w:t>
+      </w:r>
+      <w:proofErr w:type="spellEnd"/>
+      <w:r>
+        <w:rPr>
+          <w:lang w:val="en-US"/>
+        </w:rPr>
+        <w:t xml:space="preserve"> Copilot License</w:t>
       </w:r>
     </w:p>
     <w:p>
@@ -1025,11 +1188,19 @@
         </w:rPr>
         <w:t xml:space="preserve">If you don’t have a </w:t>
       </w:r>
-      <w:r>
-        <w:rPr>
-          <w:lang w:val="en-US"/>
-        </w:rPr>
-        <w:t>Github license with enough credits, use the email address for the register a new account with</w:t>
+      <w:proofErr w:type="spellStart"/>
+      <w:r>
+        <w:rPr>
+          <w:lang w:val="en-US"/>
+        </w:rPr>
+        <w:t>Github</w:t>
+      </w:r>
+      <w:proofErr w:type="spellEnd"/>
+      <w:r>
+        <w:rPr>
+          <w:lang w:val="en-US"/>
+        </w:rPr>
+        <w:t xml:space="preserve"> license with enough credits, use the email address for the register a new account with</w:t>
       </w:r>
       <w:r>
         <w:rPr>
@@ -1037,11 +1208,19 @@
         </w:rPr>
         <w:t xml:space="preserve"> </w:t>
       </w:r>
-      <w:r>
-        <w:rPr>
-          <w:lang w:val="en-US"/>
-        </w:rPr>
-        <w:t xml:space="preserve">Github </w:t>
+      <w:proofErr w:type="spellStart"/>
+      <w:r>
+        <w:rPr>
+          <w:lang w:val="en-US"/>
+        </w:rPr>
+        <w:t>Github</w:t>
+      </w:r>
+      <w:proofErr w:type="spellEnd"/>
+      <w:r>
+        <w:rPr>
+          <w:lang w:val="en-US"/>
+        </w:rPr>
+        <w:t xml:space="preserve"> </w:t>
       </w:r>
       <w:r>
         <w:rPr>
@@ -1060,15 +1239,172 @@
     <w:p>
       <w:pPr>
         <w:pStyle w:val="Heading2"/>
-        <w:rPr>
-          <w:lang w:val="en-US"/>
-        </w:rPr>
-      </w:pPr>
-      <w:r>
-        <w:rPr>
-          <w:lang w:val="en-US"/>
-        </w:rPr>
-        <w:t>PowerShell</w:t>
+      </w:pPr>
+      <w:proofErr w:type="spellStart"/>
+      <w:r>
+        <w:t>VSCode</w:t>
+      </w:r>
+      <w:proofErr w:type="spellEnd"/>
+    </w:p>
+    <w:p>
+      <w:pPr>
+        <w:rPr>
+          <w:lang w:val="en-US"/>
+        </w:rPr>
+      </w:pPr>
+      <w:r>
+        <w:rPr>
+          <w:lang w:val="en-US"/>
+        </w:rPr>
+        <w:t xml:space="preserve">Download and install </w:t>
+      </w:r>
+      <w:proofErr w:type="spellStart"/>
+      <w:r>
+        <w:rPr>
+          <w:lang w:val="en-US"/>
+        </w:rPr>
+        <w:t>VSCode</w:t>
+      </w:r>
+      <w:proofErr w:type="spellEnd"/>
+      <w:r>
+        <w:rPr>
+          <w:lang w:val="en-US"/>
+        </w:rPr>
+        <w:t xml:space="preserve"> from </w:t>
+      </w:r>
+      <w:hyperlink r:id="rId14" w:history="1">
+        <w:r>
+          <w:rPr>
+            <w:rStyle w:val="Hyperlink"/>
+            <w:lang w:val="en-US"/>
+          </w:rPr>
+          <w:t>https://code.visualstudio.com/download</w:t>
+        </w:r>
+      </w:hyperlink>
+    </w:p>
+    <w:p>
+      <w:pPr>
+        <w:rPr>
+          <w:lang w:val="en-US"/>
+        </w:rPr>
+      </w:pPr>
+      <w:r>
+        <w:rPr>
+          <w:lang w:val="en-US"/>
+        </w:rPr>
+        <w:t xml:space="preserve">Login to your </w:t>
+      </w:r>
+      <w:proofErr w:type="spellStart"/>
+      <w:r>
+        <w:rPr>
+          <w:lang w:val="en-US"/>
+        </w:rPr>
+        <w:t>github</w:t>
+      </w:r>
+      <w:proofErr w:type="spellEnd"/>
+      <w:r>
+        <w:rPr>
+          <w:lang w:val="en-US"/>
+        </w:rPr>
+        <w:t xml:space="preserve"> account</w:t>
+      </w:r>
+    </w:p>
+    <w:p>
+      <w:pPr>
+        <w:rPr>
+          <w:lang w:val="en-US"/>
+        </w:rPr>
+      </w:pPr>
+      <w:r>
+        <w:rPr>
+          <w:noProof/>
+        </w:rPr>
+        <w:lastRenderedPageBreak/>
+        <w:drawing>
+          <wp:inline distT="0" distB="0" distL="0" distR="0" wp14:anchorId="0E41C976" wp14:editId="0CDA670C">
+            <wp:extent cx="3171429" cy="2390476"/>
+            <wp:effectExtent l="0" t="0" r="0" b="0"/>
+            <wp:docPr id="816641319" name="Picture 1"/>
+            <wp:cNvGraphicFramePr>
+              <a:graphicFrameLocks xmlns:a="http://schemas.openxmlformats.org/drawingml/2006/main" noChangeAspect="1"/>
+            </wp:cNvGraphicFramePr>
+            <a:graphic xmlns:a="http://schemas.openxmlformats.org/drawingml/2006/main">
+              <a:graphicData uri="http://schemas.openxmlformats.org/drawingml/2006/picture">
+                <pic:pic xmlns:pic="http://schemas.openxmlformats.org/drawingml/2006/picture">
+                  <pic:nvPicPr>
+                    <pic:cNvPr id="816641319" name=""/>
+                    <pic:cNvPicPr/>
+                  </pic:nvPicPr>
+                  <pic:blipFill>
+                    <a:blip r:embed="rId15"/>
+                    <a:stretch>
+                      <a:fillRect/>
+                    </a:stretch>
+                  </pic:blipFill>
+                  <pic:spPr>
+                    <a:xfrm>
+                      <a:off x="0" y="0"/>
+                      <a:ext cx="3171429" cy="2390476"/>
+                    </a:xfrm>
+                    <a:prstGeom prst="rect">
+                      <a:avLst/>
+                    </a:prstGeom>
+                  </pic:spPr>
+                </pic:pic>
+              </a:graphicData>
+            </a:graphic>
+          </wp:inline>
+        </w:drawing>
+      </w:r>
+    </w:p>
+    <w:p>
+      <w:pPr>
+        <w:rPr>
+          <w:lang w:val="en-US"/>
+        </w:rPr>
+      </w:pPr>
+    </w:p>
+    <w:p>
+      <w:pPr>
+        <w:pStyle w:val="Heading2"/>
+        <w:rPr>
+          <w:lang w:val="en-US"/>
+        </w:rPr>
+      </w:pPr>
+      <w:r>
+        <w:rPr>
+          <w:lang w:val="en-US"/>
+        </w:rPr>
+        <w:t xml:space="preserve">Update Config File URL </w:t>
+      </w:r>
+    </w:p>
+    <w:p>
+      <w:pPr>
+        <w:rPr>
+          <w:lang w:val="en-US"/>
+        </w:rPr>
+      </w:pPr>
+      <w:r>
+        <w:rPr>
+          <w:lang w:val="en-US"/>
+        </w:rPr>
+        <w:t xml:space="preserve">Update the </w:t>
+      </w:r>
+      <w:proofErr w:type="spellStart"/>
+      <w:proofErr w:type="gramStart"/>
+      <w:r>
+        <w:rPr>
+          <w:lang w:val="en-US"/>
+        </w:rPr>
+        <w:t>config.json</w:t>
+      </w:r>
+      <w:proofErr w:type="spellEnd"/>
+      <w:proofErr w:type="gramEnd"/>
+      <w:r>
+        <w:rPr>
+          <w:lang w:val="en-US"/>
+        </w:rPr>
+        <w:t xml:space="preserve"> under</w:t>
       </w:r>
       <w:r>
         <w:rPr>
@@ -1076,58 +1412,18 @@
         </w:rPr>
         <w:t xml:space="preserve"> </w:t>
       </w:r>
-      <w:r>
-        <w:rPr>
-          <w:lang w:val="en-US"/>
-        </w:rPr>
-        <w:t>7 – check (PoweShell 7 is not required)</w:t>
+      <w:proofErr w:type="gramStart"/>
+      <w:r>
+        <w:rPr>
+          <w:lang w:val="en-US"/>
+        </w:rPr>
+        <w:t>the</w:t>
       </w:r>
       <w:r>
         <w:rPr>
           <w:lang w:val="en-US"/>
         </w:rPr>
         <w:t xml:space="preserve"> </w:t>
-      </w:r>
-    </w:p>
-    <w:p>
-      <w:pPr>
-        <w:rPr>
-          <w:lang w:val="en-US"/>
-        </w:rPr>
-      </w:pPr>
-      <w:r>
-        <w:rPr>
-          <w:lang w:val="en-US"/>
-        </w:rPr>
-        <w:t>Check if you have PowerShell 7 installed by open a PowerShell prompt and typing</w:t>
-      </w:r>
-    </w:p>
-    <w:p>
-      <w:pPr>
-        <w:rPr>
-          <w:rFonts w:ascii="Courier New" w:hAnsi="Courier New" w:cs="Courier New"/>
-          <w:lang w:val="en-US"/>
-        </w:rPr>
-      </w:pPr>
-      <w:r>
-        <w:rPr>
-          <w:rFonts w:ascii="Courier New" w:hAnsi="Courier New" w:cs="Courier New"/>
-          <w:lang w:val="en-US"/>
-        </w:rPr>
-        <w:t>pwsh</w:t>
-      </w:r>
-    </w:p>
-    <w:p>
-      <w:pPr>
-        <w:rPr>
-          <w:lang w:val="en-US"/>
-        </w:rPr>
-      </w:pPr>
-      <w:r>
-        <w:rPr>
-          <w:lang w:val="en-US"/>
-        </w:rPr>
-        <w:t xml:space="preserve">If the response is something like </w:t>
       </w:r>
       <w:r>
         <w:rPr>
@@ -1135,6 +1431,200 @@
           <w:iCs/>
           <w:lang w:val="en-US"/>
         </w:rPr>
+        <w:t>.</w:t>
+      </w:r>
+      <w:proofErr w:type="gramEnd"/>
+      <w:r>
+        <w:rPr>
+          <w:i/>
+          <w:iCs/>
+          <w:lang w:val="en-US"/>
+        </w:rPr>
+        <w:t>\PPCC26\Scripts</w:t>
+      </w:r>
+      <w:r>
+        <w:rPr>
+          <w:lang w:val="en-US"/>
+        </w:rPr>
+        <w:t xml:space="preserve"> folder and change the URL to use your user number e.g. https://user</w:t>
+      </w:r>
+      <w:r>
+        <w:rPr>
+          <w:b/>
+          <w:bCs/>
+          <w:lang w:val="en-US"/>
+        </w:rPr>
+        <w:t>26</w:t>
+      </w:r>
+      <w:r>
+        <w:rPr>
+          <w:lang w:val="en-US"/>
+        </w:rPr>
+        <w:t>ppcc26.crm.Dynamics.com</w:t>
+      </w:r>
+    </w:p>
+    <w:p>
+      <w:pPr>
+        <w:rPr>
+          <w:lang w:val="en-US"/>
+        </w:rPr>
+      </w:pPr>
+      <w:r>
+        <w:rPr>
+          <w:noProof/>
+        </w:rPr>
+        <w:drawing>
+          <wp:inline distT="0" distB="0" distL="0" distR="0" wp14:anchorId="3CA82B28" wp14:editId="30D7906C">
+            <wp:extent cx="5731510" cy="3189605"/>
+            <wp:effectExtent l="0" t="0" r="2540" b="0"/>
+            <wp:docPr id="1995716323" name="Picture 1"/>
+            <wp:cNvGraphicFramePr>
+              <a:graphicFrameLocks xmlns:a="http://schemas.openxmlformats.org/drawingml/2006/main" noChangeAspect="1"/>
+            </wp:cNvGraphicFramePr>
+            <a:graphic xmlns:a="http://schemas.openxmlformats.org/drawingml/2006/main">
+              <a:graphicData uri="http://schemas.openxmlformats.org/drawingml/2006/picture">
+                <pic:pic xmlns:pic="http://schemas.openxmlformats.org/drawingml/2006/picture">
+                  <pic:nvPicPr>
+                    <pic:cNvPr id="1995716323" name=""/>
+                    <pic:cNvPicPr/>
+                  </pic:nvPicPr>
+                  <pic:blipFill>
+                    <a:blip r:embed="rId16"/>
+                    <a:stretch>
+                      <a:fillRect/>
+                    </a:stretch>
+                  </pic:blipFill>
+                  <pic:spPr>
+                    <a:xfrm>
+                      <a:off x="0" y="0"/>
+                      <a:ext cx="5731510" cy="3189605"/>
+                    </a:xfrm>
+                    <a:prstGeom prst="rect">
+                      <a:avLst/>
+                    </a:prstGeom>
+                  </pic:spPr>
+                </pic:pic>
+              </a:graphicData>
+            </a:graphic>
+          </wp:inline>
+        </w:drawing>
+      </w:r>
+    </w:p>
+    <w:p>
+      <w:pPr>
+        <w:rPr>
+          <w:lang w:val="en-US"/>
+        </w:rPr>
+      </w:pPr>
+    </w:p>
+    <w:p>
+      <w:pPr>
+        <w:pStyle w:val="Heading2"/>
+        <w:rPr>
+          <w:lang w:val="en-US"/>
+        </w:rPr>
+      </w:pPr>
+      <w:r>
+        <w:rPr>
+          <w:lang w:val="en-US"/>
+        </w:rPr>
+        <w:t>PowerShell</w:t>
+      </w:r>
+      <w:r>
+        <w:rPr>
+          <w:lang w:val="en-US"/>
+        </w:rPr>
+        <w:t xml:space="preserve"> </w:t>
+      </w:r>
+      <w:r>
+        <w:rPr>
+          <w:lang w:val="en-US"/>
+        </w:rPr>
+        <w:t>7 – check (</w:t>
+      </w:r>
+      <w:proofErr w:type="spellStart"/>
+      <w:r>
+        <w:rPr>
+          <w:lang w:val="en-US"/>
+        </w:rPr>
+        <w:t>PoweShell</w:t>
+      </w:r>
+      <w:proofErr w:type="spellEnd"/>
+      <w:r>
+        <w:rPr>
+          <w:lang w:val="en-US"/>
+        </w:rPr>
+        <w:t xml:space="preserve"> 7 is not required)</w:t>
+      </w:r>
+      <w:r>
+        <w:rPr>
+          <w:lang w:val="en-US"/>
+        </w:rPr>
+        <w:t xml:space="preserve"> </w:t>
+      </w:r>
+    </w:p>
+    <w:p>
+      <w:pPr>
+        <w:rPr>
+          <w:lang w:val="en-US"/>
+        </w:rPr>
+      </w:pPr>
+      <w:r>
+        <w:rPr>
+          <w:lang w:val="en-US"/>
+        </w:rPr>
+        <w:t xml:space="preserve">Check if you have PowerShell 7 installed by </w:t>
+      </w:r>
+      <w:proofErr w:type="gramStart"/>
+      <w:r>
+        <w:rPr>
+          <w:lang w:val="en-US"/>
+        </w:rPr>
+        <w:t>open</w:t>
+      </w:r>
+      <w:proofErr w:type="gramEnd"/>
+      <w:r>
+        <w:rPr>
+          <w:lang w:val="en-US"/>
+        </w:rPr>
+        <w:t xml:space="preserve"> a PowerShell prompt and typing</w:t>
+      </w:r>
+    </w:p>
+    <w:p>
+      <w:pPr>
+        <w:rPr>
+          <w:rFonts w:ascii="Courier New" w:hAnsi="Courier New" w:cs="Courier New"/>
+          <w:lang w:val="en-US"/>
+        </w:rPr>
+      </w:pPr>
+      <w:proofErr w:type="spellStart"/>
+      <w:r>
+        <w:rPr>
+          <w:rFonts w:ascii="Courier New" w:hAnsi="Courier New" w:cs="Courier New"/>
+          <w:lang w:val="en-US"/>
+        </w:rPr>
+        <w:t>pwsh</w:t>
+      </w:r>
+      <w:proofErr w:type="spellEnd"/>
+    </w:p>
+    <w:p>
+      <w:pPr>
+        <w:rPr>
+          <w:lang w:val="en-US"/>
+        </w:rPr>
+      </w:pPr>
+      <w:r>
+        <w:rPr>
+          <w:lang w:val="en-US"/>
+        </w:rPr>
+        <w:t xml:space="preserve">If the response is something like </w:t>
+      </w:r>
+      <w:r>
+        <w:rPr>
+          <w:i/>
+          <w:iCs/>
+          <w:lang w:val="en-US"/>
+        </w:rPr>
         <w:t>PowerShell 7.6.9</w:t>
       </w:r>
       <w:r>
@@ -1154,19 +1644,24 @@
         <w:rPr>
           <w:lang w:val="en-US"/>
         </w:rPr>
+        <w:t>Then you have PowerShell 7 installed.</w:t>
+      </w:r>
+    </w:p>
+    <w:p>
+      <w:pPr>
+        <w:rPr>
+          <w:lang w:val="en-US"/>
+        </w:rPr>
+      </w:pPr>
+      <w:r>
         <w:lastRenderedPageBreak/>
-        <w:t>Then you have PowerShell 7 installed.</w:t>
-      </w:r>
-    </w:p>
-    <w:p>
-      <w:pPr>
-        <w:rPr>
-          <w:lang w:val="en-US"/>
-        </w:rPr>
-      </w:pPr>
-      <w:r>
-        <w:t>$PSVersionTable.PSVersion</w:t>
-      </w:r>
+        <w:t>$</w:t>
+      </w:r>
+      <w:proofErr w:type="spellStart"/>
+      <w:r>
+        <w:t>PSVersionTable.PSVersion</w:t>
+      </w:r>
+      <w:proofErr w:type="spellEnd"/>
     </w:p>
     <w:p>
       <w:pPr>
@@ -1192,7 +1687,21 @@
         <w:rPr>
           <w:lang w:val="en-US"/>
         </w:rPr>
-        <w:t>Open PoweShell ISE in admin mode and run the following commands:</w:t>
+        <w:t xml:space="preserve">Open </w:t>
+      </w:r>
+      <w:proofErr w:type="spellStart"/>
+      <w:r>
+        <w:rPr>
+          <w:lang w:val="en-US"/>
+        </w:rPr>
+        <w:t>PoweShell</w:t>
+      </w:r>
+      <w:proofErr w:type="spellEnd"/>
+      <w:r>
+        <w:rPr>
+          <w:lang w:val="en-US"/>
+        </w:rPr>
+        <w:t xml:space="preserve"> ISE in admin mode and run the following commands:</w:t>
       </w:r>
     </w:p>
     <w:p>
@@ -1209,49 +1718,171 @@
           <w:sz w:val="20"/>
           <w:szCs w:val="20"/>
         </w:rPr>
-        <w:t>Install-Module -Name Microsoft.PowerApps.Administration.PowerShell</w:t>
-      </w:r>
-    </w:p>
-    <w:p>
-      <w:pPr>
+        <w:t xml:space="preserve">Install-Module -Name </w:t>
+      </w:r>
+      <w:proofErr w:type="spellStart"/>
+      <w:proofErr w:type="gramStart"/>
+      <w:r>
         <w:rPr>
           <w:rFonts w:ascii="Courier New" w:hAnsi="Courier New" w:cs="Courier New"/>
           <w:sz w:val="20"/>
           <w:szCs w:val="20"/>
         </w:rPr>
-      </w:pPr>
-      <w:r>
+        <w:t>Microsoft.PowerApps.Administration.PowerShell</w:t>
+      </w:r>
+      <w:proofErr w:type="spellEnd"/>
+      <w:proofErr w:type="gramEnd"/>
+    </w:p>
+    <w:p>
+      <w:pPr>
         <w:rPr>
           <w:rFonts w:ascii="Courier New" w:hAnsi="Courier New" w:cs="Courier New"/>
           <w:sz w:val="20"/>
           <w:szCs w:val="20"/>
         </w:rPr>
-        <w:t>Install-Module -Name Microsoft.Xrm.Data.PowerShell -Scope CurrentUser -Force</w:t>
-      </w:r>
-    </w:p>
-    <w:p>
-      <w:pPr>
+      </w:pPr>
+      <w:r>
         <w:rPr>
           <w:rFonts w:ascii="Courier New" w:hAnsi="Courier New" w:cs="Courier New"/>
           <w:sz w:val="20"/>
           <w:szCs w:val="20"/>
         </w:rPr>
-      </w:pPr>
+        <w:t xml:space="preserve">Install-Module -Name </w:t>
+      </w:r>
+      <w:proofErr w:type="spellStart"/>
+      <w:proofErr w:type="gramStart"/>
       <w:r>
         <w:rPr>
           <w:rFonts w:ascii="Courier New" w:hAnsi="Courier New" w:cs="Courier New"/>
           <w:sz w:val="20"/>
           <w:szCs w:val="20"/>
         </w:rPr>
-        <w:t>Set-ExecutionPolicy -ExecutionPolicy RemoteSigned -Scope CurrentUser -Force</w:t>
-      </w:r>
-    </w:p>
-    <w:p>
-      <w:pPr>
+        <w:t>Microsoft.Xrm.Data.PowerShell</w:t>
+      </w:r>
+      <w:proofErr w:type="spellEnd"/>
+      <w:proofErr w:type="gramEnd"/>
+      <w:r>
         <w:rPr>
           <w:rFonts w:ascii="Courier New" w:hAnsi="Courier New" w:cs="Courier New"/>
           <w:sz w:val="20"/>
           <w:szCs w:val="20"/>
+        </w:rPr>
+        <w:t xml:space="preserve"> -Scope </w:t>
+      </w:r>
+      <w:proofErr w:type="spellStart"/>
+      <w:r>
+        <w:rPr>
+          <w:rFonts w:ascii="Courier New" w:hAnsi="Courier New" w:cs="Courier New"/>
+          <w:sz w:val="20"/>
+          <w:szCs w:val="20"/>
+        </w:rPr>
+        <w:t>CurrentUser</w:t>
+      </w:r>
+      <w:proofErr w:type="spellEnd"/>
+      <w:r>
+        <w:rPr>
+          <w:rFonts w:ascii="Courier New" w:hAnsi="Courier New" w:cs="Courier New"/>
+          <w:sz w:val="20"/>
+          <w:szCs w:val="20"/>
+        </w:rPr>
+        <w:t xml:space="preserve"> -Force</w:t>
+      </w:r>
+    </w:p>
+    <w:p>
+      <w:pPr>
+        <w:rPr>
+          <w:rFonts w:ascii="Courier New" w:hAnsi="Courier New" w:cs="Courier New"/>
+          <w:sz w:val="20"/>
+          <w:szCs w:val="20"/>
+        </w:rPr>
+      </w:pPr>
+      <w:r>
+        <w:rPr>
+          <w:rFonts w:ascii="Courier New" w:hAnsi="Courier New" w:cs="Courier New"/>
+          <w:sz w:val="20"/>
+          <w:szCs w:val="20"/>
+        </w:rPr>
+        <w:t>Set-</w:t>
+      </w:r>
+      <w:proofErr w:type="spellStart"/>
+      <w:r>
+        <w:rPr>
+          <w:rFonts w:ascii="Courier New" w:hAnsi="Courier New" w:cs="Courier New"/>
+          <w:sz w:val="20"/>
+          <w:szCs w:val="20"/>
+        </w:rPr>
+        <w:t>ExecutionPolicy</w:t>
+      </w:r>
+      <w:proofErr w:type="spellEnd"/>
+      <w:r>
+        <w:rPr>
+          <w:rFonts w:ascii="Courier New" w:hAnsi="Courier New" w:cs="Courier New"/>
+          <w:sz w:val="20"/>
+          <w:szCs w:val="20"/>
+        </w:rPr>
+        <w:t xml:space="preserve"> -</w:t>
+      </w:r>
+      <w:proofErr w:type="spellStart"/>
+      <w:r>
+        <w:rPr>
+          <w:rFonts w:ascii="Courier New" w:hAnsi="Courier New" w:cs="Courier New"/>
+          <w:sz w:val="20"/>
+          <w:szCs w:val="20"/>
+        </w:rPr>
+        <w:t>ExecutionPolicy</w:t>
+      </w:r>
+      <w:proofErr w:type="spellEnd"/>
+      <w:r>
+        <w:rPr>
+          <w:rFonts w:ascii="Courier New" w:hAnsi="Courier New" w:cs="Courier New"/>
+          <w:sz w:val="20"/>
+          <w:szCs w:val="20"/>
+        </w:rPr>
+        <w:t xml:space="preserve"> </w:t>
+      </w:r>
+      <w:proofErr w:type="spellStart"/>
+      <w:r>
+        <w:rPr>
+          <w:rFonts w:ascii="Courier New" w:hAnsi="Courier New" w:cs="Courier New"/>
+          <w:sz w:val="20"/>
+          <w:szCs w:val="20"/>
+        </w:rPr>
+        <w:t>RemoteSigned</w:t>
+      </w:r>
+      <w:proofErr w:type="spellEnd"/>
+      <w:r>
+        <w:rPr>
+          <w:rFonts w:ascii="Courier New" w:hAnsi="Courier New" w:cs="Courier New"/>
+          <w:sz w:val="20"/>
+          <w:szCs w:val="20"/>
+        </w:rPr>
+        <w:t xml:space="preserve"> -Scope </w:t>
+      </w:r>
+      <w:proofErr w:type="spellStart"/>
+      <w:r>
+        <w:rPr>
+          <w:rFonts w:ascii="Courier New" w:hAnsi="Courier New" w:cs="Courier New"/>
+          <w:sz w:val="20"/>
+          <w:szCs w:val="20"/>
+        </w:rPr>
+        <w:t>CurrentUser</w:t>
+      </w:r>
+      <w:proofErr w:type="spellEnd"/>
+      <w:r>
+        <w:rPr>
+          <w:rFonts w:ascii="Courier New" w:hAnsi="Courier New" w:cs="Courier New"/>
+          <w:sz w:val="20"/>
+          <w:szCs w:val="20"/>
+        </w:rPr>
+        <w:t xml:space="preserve"> -Force</w:t>
+      </w:r>
+    </w:p>
+    <w:p>
+      <w:pPr>
+        <w:rPr>
+          <w:rFonts w:ascii="Courier New" w:hAnsi="Courier New" w:cs="Courier New"/>
+          <w:sz w:val="20"/>
+          <w:szCs w:val="20"/>
           <w:lang w:val="en-US"/>
         </w:rPr>
       </w:pPr>
@@ -1295,7 +1926,7 @@
           <w:lang w:val="en-US"/>
         </w:rPr>
       </w:pPr>
-      <w:hyperlink r:id="rId14" w:history="1">
+      <w:hyperlink r:id="rId17" w:history="1">
         <w:r>
           <w:rPr>
             <w:rStyle w:val="Hyperlink"/>
@@ -1315,13 +1946,27 @@
         <w:rPr>
           <w:lang w:val="en-US"/>
         </w:rPr>
-        <w:t xml:space="preserve">Start Copilot CLI </w:t>
-      </w:r>
-      <w:r>
-        <w:rPr>
-          <w:lang w:val="en-US"/>
-        </w:rPr>
-        <w:t xml:space="preserve"> and run the following commands</w:t>
+        <w:t xml:space="preserve">Start Copilot </w:t>
+      </w:r>
+      <w:proofErr w:type="gramStart"/>
+      <w:r>
+        <w:rPr>
+          <w:lang w:val="en-US"/>
+        </w:rPr>
+        <w:t xml:space="preserve">CLI </w:t>
+      </w:r>
+      <w:r>
+        <w:rPr>
+          <w:lang w:val="en-US"/>
+        </w:rPr>
+        <w:t xml:space="preserve"> and</w:t>
+      </w:r>
+      <w:proofErr w:type="gramEnd"/>
+      <w:r>
+        <w:rPr>
+          <w:lang w:val="en-US"/>
+        </w:rPr>
+        <w:t xml:space="preserve"> run the following commands</w:t>
       </w:r>
     </w:p>
     <w:p>
@@ -1334,21 +1979,85 @@
         <w:rPr>
           <w:rFonts w:ascii="Courier New" w:hAnsi="Courier New" w:cs="Courier New"/>
         </w:rPr>
-        <w:t>/plugin marketplace add microsoft/power-platform-skills</w:t>
-      </w:r>
-    </w:p>
-    <w:p>
-      <w:pPr>
+        <w:t>/</w:t>
+      </w:r>
+      <w:proofErr w:type="gramStart"/>
+      <w:r>
         <w:rPr>
           <w:rFonts w:ascii="Courier New" w:hAnsi="Courier New" w:cs="Courier New"/>
         </w:rPr>
-      </w:pPr>
+        <w:t>plugin</w:t>
+      </w:r>
+      <w:proofErr w:type="gramEnd"/>
       <w:r>
         <w:rPr>
           <w:rFonts w:ascii="Courier New" w:hAnsi="Courier New" w:cs="Courier New"/>
         </w:rPr>
-        <w:t>/plugin install power-automate@power-platform-skills</w:t>
-      </w:r>
+        <w:t xml:space="preserve"> </w:t>
+      </w:r>
+      <w:proofErr w:type="gramStart"/>
+      <w:r>
+        <w:rPr>
+          <w:rFonts w:ascii="Courier New" w:hAnsi="Courier New" w:cs="Courier New"/>
+        </w:rPr>
+        <w:t>marketplace</w:t>
+      </w:r>
+      <w:proofErr w:type="gramEnd"/>
+      <w:r>
+        <w:rPr>
+          <w:rFonts w:ascii="Courier New" w:hAnsi="Courier New" w:cs="Courier New"/>
+        </w:rPr>
+        <w:t xml:space="preserve"> add </w:t>
+      </w:r>
+      <w:proofErr w:type="spellStart"/>
+      <w:r>
+        <w:rPr>
+          <w:rFonts w:ascii="Courier New" w:hAnsi="Courier New" w:cs="Courier New"/>
+        </w:rPr>
+        <w:t>microsoft</w:t>
+      </w:r>
+      <w:proofErr w:type="spellEnd"/>
+      <w:r>
+        <w:rPr>
+          <w:rFonts w:ascii="Courier New" w:hAnsi="Courier New" w:cs="Courier New"/>
+        </w:rPr>
+        <w:t>/power-platform-skills</w:t>
+      </w:r>
+    </w:p>
+    <w:p>
+      <w:pPr>
+        <w:rPr>
+          <w:rFonts w:ascii="Courier New" w:hAnsi="Courier New" w:cs="Courier New"/>
+        </w:rPr>
+      </w:pPr>
+      <w:r>
+        <w:rPr>
+          <w:rFonts w:ascii="Courier New" w:hAnsi="Courier New" w:cs="Courier New"/>
+        </w:rPr>
+        <w:t>/</w:t>
+      </w:r>
+      <w:proofErr w:type="gramStart"/>
+      <w:r>
+        <w:rPr>
+          <w:rFonts w:ascii="Courier New" w:hAnsi="Courier New" w:cs="Courier New"/>
+        </w:rPr>
+        <w:t>plugin</w:t>
+      </w:r>
+      <w:proofErr w:type="gramEnd"/>
+      <w:r>
+        <w:rPr>
+          <w:rFonts w:ascii="Courier New" w:hAnsi="Courier New" w:cs="Courier New"/>
+        </w:rPr>
+        <w:t xml:space="preserve"> install </w:t>
+      </w:r>
+      <w:proofErr w:type="spellStart"/>
+      <w:r>
+        <w:rPr>
+          <w:rFonts w:ascii="Courier New" w:hAnsi="Courier New" w:cs="Courier New"/>
+        </w:rPr>
+        <w:t>power-automate@power-platform-skills</w:t>
+      </w:r>
+      <w:proofErr w:type="spellEnd"/>
     </w:p>
     <w:p>
       <w:pPr>
@@ -1378,7 +2087,7 @@
                     </pic:cNvPicPr>
                   </pic:nvPicPr>
                   <pic:blipFill>
-                    <a:blip r:embed="rId15">
+                    <a:blip r:embed="rId18">
                       <a:extLst>
                         <a:ext uri="{28A0092B-C50C-407E-A947-70E740481C1C}">
                           <a14:useLocalDpi xmlns:a14="http://schemas.microsoft.com/office/drawing/2010/main" val="0"/>
@@ -1427,7 +2136,49 @@
         <w:rPr>
           <w:lang w:val="en-US"/>
         </w:rPr>
-        <w:t>You also have to ensure you are connected the your environment using az login</w:t>
+        <w:t xml:space="preserve">You also </w:t>
+      </w:r>
+      <w:proofErr w:type="gramStart"/>
+      <w:r>
+        <w:rPr>
+          <w:lang w:val="en-US"/>
+        </w:rPr>
+        <w:t>have to</w:t>
+      </w:r>
+      <w:proofErr w:type="gramEnd"/>
+      <w:r>
+        <w:rPr>
+          <w:lang w:val="en-US"/>
+        </w:rPr>
+        <w:t xml:space="preserve"> ensure you are connected </w:t>
+      </w:r>
+      <w:proofErr w:type="gramStart"/>
+      <w:r>
+        <w:rPr>
+          <w:lang w:val="en-US"/>
+        </w:rPr>
+        <w:t>the your</w:t>
+      </w:r>
+      <w:proofErr w:type="gramEnd"/>
+      <w:r>
+        <w:rPr>
+          <w:lang w:val="en-US"/>
+        </w:rPr>
+        <w:t xml:space="preserve"> environment using </w:t>
+      </w:r>
+      <w:proofErr w:type="spellStart"/>
+      <w:r>
+        <w:rPr>
+          <w:lang w:val="en-US"/>
+        </w:rPr>
+        <w:t>az</w:t>
+      </w:r>
+      <w:proofErr w:type="spellEnd"/>
+      <w:r>
+        <w:rPr>
+          <w:lang w:val="en-US"/>
+        </w:rPr>
+        <w:t xml:space="preserve"> login</w:t>
       </w:r>
     </w:p>
     <w:p>
@@ -1438,22 +2189,30 @@
           <w:rFonts w:ascii="Courier New" w:hAnsi="Courier New" w:cs="Courier New"/>
         </w:rPr>
       </w:pPr>
+      <w:proofErr w:type="spellStart"/>
       <w:r>
         <w:rPr>
           <w:rFonts w:ascii="Courier New" w:hAnsi="Courier New" w:cs="Courier New"/>
         </w:rPr>
+        <w:t>az</w:t>
+      </w:r>
+      <w:proofErr w:type="spellEnd"/>
+      <w:r>
+        <w:rPr>
+          <w:rFonts w:ascii="Courier New" w:hAnsi="Courier New" w:cs="Courier New"/>
+        </w:rPr>
+        <w:t xml:space="preserve"> login --tenant 94edb735-a837-4d0d-80c3-4f9d2b11120c --allow-no-subscriptions</w:t>
+      </w:r>
+    </w:p>
+    <w:p>
+      <w:pPr>
+        <w:pStyle w:val="Heading2"/>
+        <w:rPr>
+          <w:rStyle w:val="Heading2Char"/>
+        </w:rPr>
+      </w:pPr>
+      <w:r>
         <w:lastRenderedPageBreak/>
-        <w:t>az login --tenant 94edb735-a837-4d0d-80c3-4f9d2b11120c --allow-no-subscriptions</w:t>
-      </w:r>
-    </w:p>
-    <w:p>
-      <w:pPr>
-        <w:pStyle w:val="Heading2"/>
-        <w:rPr>
-          <w:rStyle w:val="Heading2Char"/>
-        </w:rPr>
-      </w:pPr>
-      <w:r>
         <w:t>Playwright MCP Server</w:t>
       </w:r>
     </w:p>
@@ -1463,8 +2222,13 @@
       </w:r>
     </w:p>
     <w:p>
-      <w:r>
-        <w:t>npm install -g @playwright/mcp</w:t>
+      <w:proofErr w:type="spellStart"/>
+      <w:r>
+        <w:t>npm</w:t>
+      </w:r>
+      <w:proofErr w:type="spellEnd"/>
+      <w:r>
+        <w:t xml:space="preserve"> install -g @playwright/mcp</w:t>
       </w:r>
     </w:p>
     <w:p>
@@ -1493,7 +2257,7 @@
                     <pic:cNvPicPr/>
                   </pic:nvPicPr>
                   <pic:blipFill>
-                    <a:blip r:embed="rId16"/>
+                    <a:blip r:embed="rId19"/>
                     <a:stretch>
                       <a:fillRect/>
                     </a:stretch>
@@ -1518,6 +2282,7 @@
       <w:r>
         <w:t xml:space="preserve">Select </w:t>
       </w:r>
+      <w:proofErr w:type="spellStart"/>
       <w:r>
         <w:rPr>
           <w:b/>
@@ -1525,6 +2290,7 @@
         </w:rPr>
         <w:t>stdio</w:t>
       </w:r>
+      <w:proofErr w:type="spellEnd"/>
     </w:p>
     <w:p>
       <w:r>
@@ -1547,7 +2313,7 @@
                     <pic:cNvPicPr/>
                   </pic:nvPicPr>
                   <pic:blipFill>
-                    <a:blip r:embed="rId17"/>
+                    <a:blip r:embed="rId20"/>
                     <a:stretch>
                       <a:fillRect/>
                     </a:stretch>
@@ -1574,8 +2340,13 @@
       </w:r>
     </w:p>
     <w:p>
-      <w:r>
-        <w:t>npx -y @playwright/mcp@latest</w:t>
+      <w:proofErr w:type="spellStart"/>
+      <w:r>
+        <w:t>npx</w:t>
+      </w:r>
+      <w:proofErr w:type="spellEnd"/>
+      <w:r>
+        <w:t xml:space="preserve"> -y @playwright/mcp@latest</w:t>
       </w:r>
     </w:p>
     <w:p>
@@ -1599,7 +2370,7 @@
                     <pic:cNvPicPr/>
                   </pic:nvPicPr>
                   <pic:blipFill>
-                    <a:blip r:embed="rId18"/>
+                    <a:blip r:embed="rId21"/>
                     <a:stretch>
                       <a:fillRect/>
                     </a:stretch>
@@ -1649,7 +2420,7 @@
                     <pic:cNvPicPr/>
                   </pic:nvPicPr>
                   <pic:blipFill>
-                    <a:blip r:embed="rId19"/>
+                    <a:blip r:embed="rId22"/>
                     <a:stretch>
                       <a:fillRect/>
                     </a:stretch>
@@ -1702,7 +2473,7 @@
                     <pic:cNvPicPr/>
                   </pic:nvPicPr>
                   <pic:blipFill>
-                    <a:blip r:embed="rId20"/>
+                    <a:blip r:embed="rId23"/>
                     <a:stretch>
                       <a:fillRect/>
                     </a:stretch>
@@ -1728,290 +2499,17 @@
         <w:pStyle w:val="Heading2"/>
       </w:pPr>
       <w:r>
-        <w:lastRenderedPageBreak/>
         <w:t>.Net 9.0.320</w:t>
       </w:r>
     </w:p>
     <w:p>
-      <w:r>
-        <w:t>winget install --id Microsoft.DotNet.SDK.9 --version 9.0.320</w:t>
-      </w:r>
-    </w:p>
-    <w:p>
-      <w:pPr>
-        <w:pStyle w:val="Heading2"/>
-      </w:pPr>
-      <w:r>
-        <w:t>VSCode</w:t>
-      </w:r>
-    </w:p>
-    <w:p>
-      <w:pPr>
-        <w:rPr>
-          <w:lang w:val="en-US"/>
-        </w:rPr>
-      </w:pPr>
-      <w:r>
-        <w:rPr>
-          <w:lang w:val="en-US"/>
-        </w:rPr>
-        <w:t xml:space="preserve">Download and install VSCode from </w:t>
-      </w:r>
-      <w:hyperlink r:id="rId21" w:history="1">
-        <w:r>
-          <w:rPr>
-            <w:rStyle w:val="Hyperlink"/>
-            <w:lang w:val="en-US"/>
-          </w:rPr>
-          <w:t>https://code.visualstudio.com/download</w:t>
-        </w:r>
-      </w:hyperlink>
-    </w:p>
-    <w:p>
-      <w:pPr>
-        <w:rPr>
-          <w:lang w:val="en-US"/>
-        </w:rPr>
-      </w:pPr>
-      <w:r>
-        <w:rPr>
-          <w:lang w:val="en-US"/>
-        </w:rPr>
-        <w:t>Login to your github account</w:t>
-      </w:r>
-    </w:p>
-    <w:p>
-      <w:pPr>
-        <w:rPr>
-          <w:lang w:val="en-US"/>
-        </w:rPr>
-      </w:pPr>
-      <w:r>
-        <w:rPr>
-          <w:noProof/>
-        </w:rPr>
-        <w:drawing>
-          <wp:inline distT="0" distB="0" distL="0" distR="0" wp14:anchorId="6CDC3A2C" wp14:editId="57B0A3D1">
-            <wp:extent cx="3171429" cy="2390476"/>
-            <wp:effectExtent l="0" t="0" r="0" b="0"/>
-            <wp:docPr id="816641319" name="Picture 1"/>
-            <wp:cNvGraphicFramePr>
-              <a:graphicFrameLocks xmlns:a="http://schemas.openxmlformats.org/drawingml/2006/main" noChangeAspect="1"/>
-            </wp:cNvGraphicFramePr>
-            <a:graphic xmlns:a="http://schemas.openxmlformats.org/drawingml/2006/main">
-              <a:graphicData uri="http://schemas.openxmlformats.org/drawingml/2006/picture">
-                <pic:pic xmlns:pic="http://schemas.openxmlformats.org/drawingml/2006/picture">
-                  <pic:nvPicPr>
-                    <pic:cNvPr id="816641319" name=""/>
-                    <pic:cNvPicPr/>
-                  </pic:nvPicPr>
-                  <pic:blipFill>
-                    <a:blip r:embed="rId22"/>
-                    <a:stretch>
-                      <a:fillRect/>
-                    </a:stretch>
-                  </pic:blipFill>
-                  <pic:spPr>
-                    <a:xfrm>
-                      <a:off x="0" y="0"/>
-                      <a:ext cx="3171429" cy="2390476"/>
-                    </a:xfrm>
-                    <a:prstGeom prst="rect">
-                      <a:avLst/>
-                    </a:prstGeom>
-                  </pic:spPr>
-                </pic:pic>
-              </a:graphicData>
-            </a:graphic>
-          </wp:inline>
-        </w:drawing>
-      </w:r>
-    </w:p>
-    <w:p>
-      <w:pPr>
-        <w:rPr>
-          <w:lang w:val="en-US"/>
-        </w:rPr>
-      </w:pPr>
-    </w:p>
-    <w:p>
-      <w:pPr>
-        <w:rPr>
-          <w:highlight w:val="cyan"/>
-          <w:lang w:val="en-US"/>
-        </w:rPr>
-      </w:pPr>
-      <w:r>
-        <w:rPr>
-          <w:highlight w:val="cyan"/>
-          <w:lang w:val="en-US"/>
-        </w:rPr>
-        <w:t>If you have PowerShell 7 installed (check previous steps) ensure you direct VSCode to use PowerShell 5</w:t>
-      </w:r>
-    </w:p>
-    <w:p>
-      <w:pPr>
-        <w:numPr>
-          <w:ilvl w:val="0"/>
-          <w:numId w:val="19"/>
-        </w:numPr>
-        <w:rPr>
-          <w:highlight w:val="cyan"/>
-        </w:rPr>
-      </w:pPr>
-      <w:r>
-        <w:rPr>
-          <w:highlight w:val="cyan"/>
-        </w:rPr>
-        <w:t>Open VS Code.</w:t>
-      </w:r>
-    </w:p>
-    <w:p>
-      <w:pPr>
-        <w:numPr>
-          <w:ilvl w:val="0"/>
-          <w:numId w:val="19"/>
-        </w:numPr>
-        <w:rPr>
-          <w:highlight w:val="cyan"/>
-        </w:rPr>
-      </w:pPr>
-      <w:r>
-        <w:rPr>
-          <w:highlight w:val="cyan"/>
-        </w:rPr>
-        <w:t xml:space="preserve">Press </w:t>
-      </w:r>
-      <w:r>
-        <w:rPr>
-          <w:b/>
-          <w:bCs/>
-          <w:highlight w:val="cyan"/>
-        </w:rPr>
-        <w:t>Ctrl + Shift + P</w:t>
-      </w:r>
-      <w:r>
-        <w:rPr>
-          <w:highlight w:val="cyan"/>
-        </w:rPr>
-        <w:t xml:space="preserve"> (or Cmd + Shift + P on Mac) to open the Command Palette.</w:t>
-      </w:r>
-    </w:p>
-    <w:p>
-      <w:pPr>
-        <w:numPr>
-          <w:ilvl w:val="0"/>
-          <w:numId w:val="19"/>
-        </w:numPr>
-        <w:rPr>
-          <w:highlight w:val="cyan"/>
-        </w:rPr>
-      </w:pPr>
-      <w:r>
-        <w:rPr>
-          <w:highlight w:val="cyan"/>
-        </w:rPr>
-        <w:t xml:space="preserve">Type and select </w:t>
-      </w:r>
-      <w:r>
-        <w:rPr>
-          <w:b/>
-          <w:bCs/>
-          <w:highlight w:val="cyan"/>
-        </w:rPr>
-        <w:t>PowerShell: Show Session Menu</w:t>
-      </w:r>
-      <w:r>
-        <w:rPr>
-          <w:highlight w:val="cyan"/>
-        </w:rPr>
-        <w:t>.</w:t>
-      </w:r>
-    </w:p>
-    <w:p>
-      <w:pPr>
-        <w:numPr>
-          <w:ilvl w:val="0"/>
-          <w:numId w:val="19"/>
-        </w:numPr>
-        <w:rPr>
-          <w:highlight w:val="cyan"/>
-        </w:rPr>
-      </w:pPr>
-      <w:r>
-        <w:rPr>
-          <w:highlight w:val="cyan"/>
-        </w:rPr>
-        <w:t xml:space="preserve">Select </w:t>
-      </w:r>
-      <w:r>
-        <w:rPr>
-          <w:b/>
-          <w:bCs/>
-          <w:highlight w:val="cyan"/>
-        </w:rPr>
-        <w:t>Windows PowerShell (x64)</w:t>
-      </w:r>
-      <w:r>
-        <w:rPr>
-          <w:highlight w:val="cyan"/>
-        </w:rPr>
-        <w:t xml:space="preserve"> (this is version 5.1</w:t>
-      </w:r>
-    </w:p>
-    <w:p>
-      <w:pPr>
-        <w:rPr>
-          <w:lang w:val="en-US"/>
-        </w:rPr>
-      </w:pPr>
-    </w:p>
-    <w:p>
-      <w:pPr>
-        <w:rPr>
-          <w:lang w:val="en-US"/>
-        </w:rPr>
-      </w:pPr>
-    </w:p>
-    <w:p>
-      <w:pPr>
-        <w:rPr>
-          <w:lang w:val="en-US"/>
-        </w:rPr>
-      </w:pPr>
-    </w:p>
-    <w:p>
-      <w:pPr>
-        <w:rPr>
-          <w:lang w:val="en-US"/>
-        </w:rPr>
-      </w:pPr>
-    </w:p>
-    <w:p>
-      <w:pPr>
-        <w:rPr>
-          <w:lang w:val="en-US"/>
-        </w:rPr>
-      </w:pPr>
-    </w:p>
-    <w:p>
-      <w:pPr>
-        <w:rPr>
-          <w:lang w:val="en-US"/>
-        </w:rPr>
-      </w:pPr>
-    </w:p>
-    <w:p>
-      <w:pPr>
-        <w:rPr>
-          <w:lang w:val="en-US"/>
-        </w:rPr>
-      </w:pPr>
-      <w:r>
-        <w:rPr>
-          <w:lang w:val="en-US"/>
-        </w:rPr>
-        <w:br w:type="page"/>
+      <w:proofErr w:type="spellStart"/>
+      <w:r>
+        <w:t>winget</w:t>
+      </w:r>
+      <w:proofErr w:type="spellEnd"/>
+      <w:r>
+        <w:t xml:space="preserve"> install --id Microsoft.DotNet.SDK.9 --version 9.0.320</w:t>
       </w:r>
     </w:p>
     <w:p>
@@ -2240,7 +2738,7 @@
                     <pic:cNvPicPr/>
                   </pic:nvPicPr>
                   <pic:blipFill>
-                    <a:blip r:embed="rId23"/>
+                    <a:blip r:embed="rId24"/>
                     <a:stretch>
                       <a:fillRect/>
                     </a:stretch>
@@ -2326,7 +2824,25 @@
           <w:iCs/>
           <w:lang w:val="en-US"/>
         </w:rPr>
-        <w:t>as per the csv file. Don't deviate from the prompt's instructions</w:t>
+        <w:t xml:space="preserve">as per the csv file. Don't deviate from the </w:t>
+      </w:r>
+      <w:proofErr w:type="gramStart"/>
+      <w:r>
+        <w:rPr>
+          <w:i/>
+          <w:iCs/>
+          <w:lang w:val="en-US"/>
+        </w:rPr>
+        <w:t>prompt's</w:t>
+      </w:r>
+      <w:proofErr w:type="gramEnd"/>
+      <w:r>
+        <w:rPr>
+          <w:i/>
+          <w:iCs/>
+          <w:lang w:val="en-US"/>
+        </w:rPr>
+        <w:t xml:space="preserve"> instructions</w:t>
       </w:r>
       <w:r>
         <w:rPr>
@@ -2345,13 +2861,11 @@
           <w:numId w:val="6"/>
         </w:numPr>
         <w:rPr>
-          <w:highlight w:val="cyan"/>
-          <w:lang w:val="en-US"/>
-        </w:rPr>
-      </w:pPr>
-      <w:r>
-        <w:rPr>
-          <w:highlight w:val="cyan"/>
+          <w:lang w:val="en-US"/>
+        </w:rPr>
+      </w:pPr>
+      <w:r>
+        <w:rPr>
           <w:lang w:val="en-US"/>
         </w:rPr>
         <w:t>Once the command is completed, verify that the table has been created in Dataverse.</w:t>
@@ -2369,10 +2883,10 @@
           <w:noProof/>
         </w:rPr>
         <w:drawing>
-          <wp:inline distT="0" distB="0" distL="0" distR="0" wp14:anchorId="77F550D4" wp14:editId="703B1A50">
-            <wp:extent cx="1401288" cy="1623987"/>
-            <wp:effectExtent l="0" t="0" r="8890" b="0"/>
-            <wp:docPr id="1100196463" name="Picture 1"/>
+          <wp:inline distT="0" distB="0" distL="0" distR="0" wp14:anchorId="452C1095" wp14:editId="2C32B39F">
+            <wp:extent cx="1845209" cy="2138487"/>
+            <wp:effectExtent l="0" t="0" r="3175" b="0"/>
+            <wp:docPr id="157417835" name="Picture 1"/>
             <wp:cNvGraphicFramePr>
               <a:graphicFrameLocks xmlns:a="http://schemas.openxmlformats.org/drawingml/2006/main" noChangeAspect="1"/>
             </wp:cNvGraphicFramePr>
@@ -2380,11 +2894,11 @@
               <a:graphicData uri="http://schemas.openxmlformats.org/drawingml/2006/picture">
                 <pic:pic xmlns:pic="http://schemas.openxmlformats.org/drawingml/2006/picture">
                   <pic:nvPicPr>
-                    <pic:cNvPr id="1100196463" name=""/>
+                    <pic:cNvPr id="157417835" name=""/>
                     <pic:cNvPicPr/>
                   </pic:nvPicPr>
                   <pic:blipFill>
-                    <a:blip r:embed="rId24"/>
+                    <a:blip r:embed="rId25"/>
                     <a:stretch>
                       <a:fillRect/>
                     </a:stretch>
@@ -2392,7 +2906,7 @@
                   <pic:spPr>
                     <a:xfrm>
                       <a:off x="0" y="0"/>
-                      <a:ext cx="1406252" cy="1629740"/>
+                      <a:ext cx="1854766" cy="2149563"/>
                     </a:xfrm>
                     <a:prstGeom prst="rect">
                       <a:avLst/>
@@ -2420,6 +2934,7 @@
         <w:rPr>
           <w:lang w:val="en-US"/>
         </w:rPr>
+        <w:lastRenderedPageBreak/>
         <w:t>(</w:t>
       </w:r>
       <w:r>
@@ -2492,7 +3007,6 @@
         <w:rPr>
           <w:lang w:val="en-US"/>
         </w:rPr>
-        <w:lastRenderedPageBreak/>
         <w:t>Type t</w:t>
       </w:r>
       <w:r>
@@ -2514,6 +3028,7 @@
         </w:rPr>
         <w:t xml:space="preserve">Follow your prompt and create the attributes for the </w:t>
       </w:r>
+      <w:proofErr w:type="spellStart"/>
       <w:r>
         <w:rPr>
           <w:b/>
@@ -2532,6 +3047,7 @@
         </w:rPr>
         <w:t>notification</w:t>
       </w:r>
+      <w:proofErr w:type="spellEnd"/>
       <w:r>
         <w:rPr>
           <w:i/>
@@ -2619,7 +3135,21 @@
         <w:rPr>
           <w:lang w:val="en-US"/>
         </w:rPr>
-        <w:t>In this example, the requirement is to make additional fields visible and mandatory when the Type field is set to Other. The user provides the requirement in plain English, and the agent interprets the request, identifies the relevant fields and controls, retrieves the required metadata from the solution, and applies the appropriate utility. This removes the need for developers to manually analyse the schema, locate the relevant components, and implement the logic themselves, resulting in a faster and more efficient development experience.</w:t>
+        <w:t xml:space="preserve">In this example, the requirement is to make additional fields visible and mandatory when the Type field is set to Other. The user provides the requirement in plain English, and the agent interprets the request, identifies the relevant fields and controls, retrieves the required metadata from the solution, and applies the appropriate utility. This removes the need for developers to manually </w:t>
+      </w:r>
+      <w:proofErr w:type="spellStart"/>
+      <w:r>
+        <w:rPr>
+          <w:lang w:val="en-US"/>
+        </w:rPr>
+        <w:t>analyse</w:t>
+      </w:r>
+      <w:proofErr w:type="spellEnd"/>
+      <w:r>
+        <w:rPr>
+          <w:lang w:val="en-US"/>
+        </w:rPr>
+        <w:t xml:space="preserve"> the schema, locate the relevant components, and implement the logic themselves, resulting in a faster and more efficient development experience.</w:t>
       </w:r>
     </w:p>
     <w:p>
@@ -2783,7 +3313,7 @@
                     <pic:cNvPicPr/>
                   </pic:nvPicPr>
                   <pic:blipFill>
-                    <a:blip r:embed="rId25"/>
+                    <a:blip r:embed="rId26"/>
                     <a:stretch>
                       <a:fillRect/>
                     </a:stretch>
@@ -2864,21 +3394,37 @@
           <w:i/>
           <w:iCs/>
         </w:rPr>
-        <w:t xml:space="preserve"> field between the</w:t>
-      </w:r>
+        <w:t xml:space="preserve"> field between </w:t>
+      </w:r>
+      <w:proofErr w:type="gramStart"/>
       <w:r>
         <w:rPr>
           <w:i/>
           <w:iCs/>
         </w:rPr>
-        <w:t xml:space="preserve"> </w:t>
+        <w:t>the</w:t>
       </w:r>
       <w:r>
         <w:rPr>
           <w:i/>
           <w:iCs/>
         </w:rPr>
-        <w:t> "Fatality" and "Date of event" </w:t>
+        <w:t xml:space="preserve"> </w:t>
+      </w:r>
+      <w:r>
+        <w:rPr>
+          <w:i/>
+          <w:iCs/>
+        </w:rPr>
+        <w:t> "</w:t>
+      </w:r>
+      <w:proofErr w:type="gramEnd"/>
+      <w:r>
+        <w:rPr>
+          <w:i/>
+          <w:iCs/>
+        </w:rPr>
+        <w:t>Fatality" and "Date of event" </w:t>
       </w:r>
       <w:r>
         <w:rPr>
@@ -3173,7 +3719,7 @@
                     <pic:cNvPicPr/>
                   </pic:nvPicPr>
                   <pic:blipFill>
-                    <a:blip r:embed="rId26"/>
+                    <a:blip r:embed="rId27"/>
                     <a:stretch>
                       <a:fillRect/>
                     </a:stretch>
@@ -3309,19 +3855,61 @@
         <w:rPr>
           <w:lang w:val="en-US"/>
         </w:rPr>
-        <w:t xml:space="preserve">In this exercise, we will update an existing low-code Cloud Flow and introduce new logic to ensure it complies with our business requirements. Because Cloud Flows are native </w:t>
-      </w:r>
-      <w:r>
-        <w:rPr>
-          <w:lang w:val="en-US"/>
-        </w:rPr>
-        <w:t xml:space="preserve"> low-code </w:t>
-      </w:r>
-      <w:r>
-        <w:rPr>
-          <w:lang w:val="en-US"/>
-        </w:rPr>
-        <w:t>Power Platform components, we will use the out-of-the-box MCP capabilities to analyse the flow, identify the relevant actions and conditions, and apply the required changes through natural language instructions.</w:t>
+        <w:t xml:space="preserve">In this exercise, we will update </w:t>
+      </w:r>
+      <w:proofErr w:type="gramStart"/>
+      <w:r>
+        <w:rPr>
+          <w:lang w:val="en-US"/>
+        </w:rPr>
+        <w:t>an</w:t>
+      </w:r>
+      <w:proofErr w:type="gramEnd"/>
+      <w:r>
+        <w:rPr>
+          <w:lang w:val="en-US"/>
+        </w:rPr>
+        <w:t xml:space="preserve"> existing low-code Cloud Flow and introduce new logic to ensure it complies with our business requirements. Because Cloud Flows are </w:t>
+      </w:r>
+      <w:proofErr w:type="gramStart"/>
+      <w:r>
+        <w:rPr>
+          <w:lang w:val="en-US"/>
+        </w:rPr>
+        <w:t xml:space="preserve">native </w:t>
+      </w:r>
+      <w:r>
+        <w:rPr>
+          <w:lang w:val="en-US"/>
+        </w:rPr>
+        <w:t xml:space="preserve"> low</w:t>
+      </w:r>
+      <w:proofErr w:type="gramEnd"/>
+      <w:r>
+        <w:rPr>
+          <w:lang w:val="en-US"/>
+        </w:rPr>
+        <w:t xml:space="preserve">-code </w:t>
+      </w:r>
+      <w:r>
+        <w:rPr>
+          <w:lang w:val="en-US"/>
+        </w:rPr>
+        <w:t xml:space="preserve">Power Platform components, we will use the out-of-the-box MCP capabilities to </w:t>
+      </w:r>
+      <w:proofErr w:type="spellStart"/>
+      <w:r>
+        <w:rPr>
+          <w:lang w:val="en-US"/>
+        </w:rPr>
+        <w:t>analyse</w:t>
+      </w:r>
+      <w:proofErr w:type="spellEnd"/>
+      <w:r>
+        <w:rPr>
+          <w:lang w:val="en-US"/>
+        </w:rPr>
+        <w:t xml:space="preserve"> the flow, identify the relevant actions and conditions, and apply the required changes through natural language instructions.</w:t>
       </w:r>
     </w:p>
     <w:p>
@@ -3390,7 +3978,21 @@
         <w:rPr>
           <w:lang w:val="en-US"/>
         </w:rPr>
-        <w:t>Power-Platform Plugin (check lab [0] for set up instructions).</w:t>
+        <w:t xml:space="preserve">Power-Platform Plugin (check lab [0] for </w:t>
+      </w:r>
+      <w:proofErr w:type="gramStart"/>
+      <w:r>
+        <w:rPr>
+          <w:lang w:val="en-US"/>
+        </w:rPr>
+        <w:t>set</w:t>
+      </w:r>
+      <w:proofErr w:type="gramEnd"/>
+      <w:r>
+        <w:rPr>
+          <w:lang w:val="en-US"/>
+        </w:rPr>
+        <w:t xml:space="preserve"> up instructions).</w:t>
       </w:r>
     </w:p>
     <w:p>
@@ -3440,7 +4042,21 @@
         <w:rPr>
           <w:lang w:val="en-US"/>
         </w:rPr>
-        <w:t>Ensure you are logged in to your environment using az login:</w:t>
+        <w:t xml:space="preserve">Ensure you are logged in to your environment using </w:t>
+      </w:r>
+      <w:proofErr w:type="spellStart"/>
+      <w:r>
+        <w:rPr>
+          <w:lang w:val="en-US"/>
+        </w:rPr>
+        <w:t>az</w:t>
+      </w:r>
+      <w:proofErr w:type="spellEnd"/>
+      <w:r>
+        <w:rPr>
+          <w:lang w:val="en-US"/>
+        </w:rPr>
+        <w:t xml:space="preserve"> login:</w:t>
       </w:r>
     </w:p>
     <w:p>
@@ -3452,12 +4068,21 @@
           <w:lang w:val="en-US"/>
         </w:rPr>
       </w:pPr>
+      <w:proofErr w:type="spellStart"/>
       <w:r>
         <w:rPr>
           <w:i/>
           <w:iCs/>
         </w:rPr>
-        <w:t xml:space="preserve">az login --tenant </w:t>
+        <w:t>az</w:t>
+      </w:r>
+      <w:proofErr w:type="spellEnd"/>
+      <w:r>
+        <w:rPr>
+          <w:i/>
+          <w:iCs/>
+        </w:rPr>
+        <w:t xml:space="preserve"> login --tenant </w:t>
       </w:r>
       <w:r>
         <w:rPr>
@@ -3553,7 +4178,25 @@
           <w:iCs/>
           <w:lang w:val="en-US"/>
         </w:rPr>
-        <w:t>power automat mcp server</w:t>
+        <w:t xml:space="preserve">power automat </w:t>
+      </w:r>
+      <w:proofErr w:type="spellStart"/>
+      <w:r>
+        <w:rPr>
+          <w:i/>
+          <w:iCs/>
+          <w:lang w:val="en-US"/>
+        </w:rPr>
+        <w:t>mcp</w:t>
+      </w:r>
+      <w:proofErr w:type="spellEnd"/>
+      <w:r>
+        <w:rPr>
+          <w:i/>
+          <w:iCs/>
+          <w:lang w:val="en-US"/>
+        </w:rPr>
+        <w:t xml:space="preserve"> server</w:t>
       </w:r>
     </w:p>
     <w:p>
@@ -3587,6 +4230,7 @@
         </w:rPr>
         <w:t xml:space="preserve">Using the </w:t>
       </w:r>
+      <w:proofErr w:type="spellStart"/>
       <w:r>
         <w:rPr>
           <w:i/>
@@ -3595,6 +4239,7 @@
         </w:rPr>
         <w:t>flowagent</w:t>
       </w:r>
+      <w:proofErr w:type="spellEnd"/>
       <w:r>
         <w:rPr>
           <w:i/>
@@ -3709,7 +4354,35 @@
         <w:rPr>
           <w:lang w:val="en-US"/>
         </w:rPr>
-        <w:t>This section focuses on agents that can build and configure front-end JavaScript customisations. The goal is to establish a set of reusable libraries that address common business requirements, eliminating the need to repeatedly implement the same logic across different solutions. By promoting reusability and standardisation, these libraries accelerate development, improve consistency, and reduce ongoing maintenance effort.</w:t>
+        <w:t xml:space="preserve">This section focuses on agents that can build and configure front-end JavaScript </w:t>
+      </w:r>
+      <w:proofErr w:type="spellStart"/>
+      <w:r>
+        <w:rPr>
+          <w:lang w:val="en-US"/>
+        </w:rPr>
+        <w:t>customisations</w:t>
+      </w:r>
+      <w:proofErr w:type="spellEnd"/>
+      <w:r>
+        <w:rPr>
+          <w:lang w:val="en-US"/>
+        </w:rPr>
+        <w:t xml:space="preserve">. The goal is to establish a set of reusable libraries that address common business requirements, eliminating the need to repeatedly implement the same logic across different solutions. By promoting reusability and </w:t>
+      </w:r>
+      <w:proofErr w:type="spellStart"/>
+      <w:r>
+        <w:rPr>
+          <w:lang w:val="en-US"/>
+        </w:rPr>
+        <w:t>standardisation</w:t>
+      </w:r>
+      <w:proofErr w:type="spellEnd"/>
+      <w:r>
+        <w:rPr>
+          <w:lang w:val="en-US"/>
+        </w:rPr>
+        <w:t>, these libraries accelerate development, improve consistency, and reduce ongoing maintenance effort.</w:t>
       </w:r>
     </w:p>
     <w:p>
@@ -3735,7 +4408,21 @@
         <w:rPr>
           <w:lang w:val="en-US"/>
         </w:rPr>
-        <w:t>In this example, the requirement is to make additional fields visible and mandatory when the Type field is set to Other. The user provides the requirement in plain English, and the agent interprets the request, identifies the relevant fields and controls, retrieves the required metadata from the solution, and applies the appropriate utility. This removes the need for developers to manually analyse the schema, locate the relevant components, and implement the logic themselves, resulting in a faster and more efficient development experience.</w:t>
+        <w:t xml:space="preserve">In this example, the requirement is to make additional fields visible and mandatory when the Type field is set to Other. The user provides the requirement in plain English, and the agent interprets the request, identifies the relevant fields and controls, retrieves the required metadata from the solution, and applies the appropriate utility. This removes the need for developers to manually </w:t>
+      </w:r>
+      <w:proofErr w:type="spellStart"/>
+      <w:r>
+        <w:rPr>
+          <w:lang w:val="en-US"/>
+        </w:rPr>
+        <w:t>analyse</w:t>
+      </w:r>
+      <w:proofErr w:type="spellEnd"/>
+      <w:r>
+        <w:rPr>
+          <w:lang w:val="en-US"/>
+        </w:rPr>
+        <w:t xml:space="preserve"> the schema, locate the relevant components, and implement the logic themselves, resulting in a faster and more efficient development experience.</w:t>
       </w:r>
     </w:p>
     <w:p>
@@ -3875,7 +4562,7 @@
                     <pic:cNvPicPr/>
                   </pic:nvPicPr>
                   <pic:blipFill>
-                    <a:blip r:embed="rId27"/>
+                    <a:blip r:embed="rId28"/>
                     <a:stretch>
                       <a:fillRect/>
                     </a:stretch>
@@ -3952,7 +4639,25 @@
           <w:iCs/>
           <w:lang w:val="en-US"/>
         </w:rPr>
-        <w:t>dd logic to the Custom Case form to make the Other field visible and mandatory when the Type field is set to Other. Reuse existing solution utilities where possible and avoid creating custom logic if an appropriate framework component already exists</w:t>
+        <w:t xml:space="preserve">dd logic to the Custom Case form to make the </w:t>
+      </w:r>
+      <w:proofErr w:type="gramStart"/>
+      <w:r>
+        <w:rPr>
+          <w:i/>
+          <w:iCs/>
+          <w:lang w:val="en-US"/>
+        </w:rPr>
+        <w:t>Other</w:t>
+      </w:r>
+      <w:proofErr w:type="gramEnd"/>
+      <w:r>
+        <w:rPr>
+          <w:i/>
+          <w:iCs/>
+          <w:lang w:val="en-US"/>
+        </w:rPr>
+        <w:t xml:space="preserve"> field visible and mandatory when the Type field is set to Other. Reuse existing solution utilities where possible and avoid creating custom logic if an appropriate framework component already exists</w:t>
       </w:r>
       <w:r>
         <w:rPr>
@@ -3980,11 +4685,19 @@
         </w:rPr>
         <w:t xml:space="preserve"> Verify that your agent has </w:t>
       </w:r>
-      <w:r>
-        <w:rPr>
-          <w:lang w:val="en-US"/>
-        </w:rPr>
-        <w:t xml:space="preserve">update </w:t>
+      <w:proofErr w:type="gramStart"/>
+      <w:r>
+        <w:rPr>
+          <w:lang w:val="en-US"/>
+        </w:rPr>
+        <w:t>update</w:t>
+      </w:r>
+      <w:proofErr w:type="gramEnd"/>
+      <w:r>
+        <w:rPr>
+          <w:lang w:val="en-US"/>
+        </w:rPr>
+        <w:t xml:space="preserve"> </w:t>
       </w:r>
       <w:r>
         <w:rPr>
@@ -4031,6 +4744,8 @@
           <w:lang w:val="en-US"/>
         </w:rPr>
       </w:pPr>
+      <w:proofErr w:type="spellStart"/>
+      <w:proofErr w:type="gramStart"/>
       <w:r>
         <w:rPr>
           <w:rFonts w:ascii="Courier New" w:hAnsi="Courier New" w:cs="Courier New"/>
@@ -4038,19 +4753,20 @@
           <w:szCs w:val="20"/>
           <w:lang w:val="en-US"/>
         </w:rPr>
-        <w:t>AI.FormUtilities.setupFieldVisibility(formContext, "ppcc_type", "ppcc_other", 100000004);</w:t>
-      </w:r>
-    </w:p>
-    <w:p>
-      <w:pPr>
-        <w:pStyle w:val="ListParagraph"/>
+        <w:t>AI.FormUtilities.setupFieldVisibility</w:t>
+      </w:r>
+      <w:proofErr w:type="spellEnd"/>
+      <w:proofErr w:type="gramEnd"/>
+      <w:r>
         <w:rPr>
           <w:rFonts w:ascii="Courier New" w:hAnsi="Courier New" w:cs="Courier New"/>
           <w:sz w:val="20"/>
           <w:szCs w:val="20"/>
           <w:lang w:val="en-US"/>
         </w:rPr>
-      </w:pPr>
+        <w:t>(</w:t>
+      </w:r>
+      <w:proofErr w:type="spellStart"/>
       <w:r>
         <w:rPr>
           <w:rFonts w:ascii="Courier New" w:hAnsi="Courier New" w:cs="Courier New"/>
@@ -4058,7 +4774,150 @@
           <w:szCs w:val="20"/>
           <w:lang w:val="en-US"/>
         </w:rPr>
-        <w:t>AI.FormUtilities.setupConditionalRequirement(formContext, "ppcc_type", "ppcc_other", 100000004);</w:t>
+        <w:t>formContext</w:t>
+      </w:r>
+      <w:proofErr w:type="spellEnd"/>
+      <w:r>
+        <w:rPr>
+          <w:rFonts w:ascii="Courier New" w:hAnsi="Courier New" w:cs="Courier New"/>
+          <w:sz w:val="20"/>
+          <w:szCs w:val="20"/>
+          <w:lang w:val="en-US"/>
+        </w:rPr>
+        <w:t>, "</w:t>
+      </w:r>
+      <w:proofErr w:type="spellStart"/>
+      <w:r>
+        <w:rPr>
+          <w:rFonts w:ascii="Courier New" w:hAnsi="Courier New" w:cs="Courier New"/>
+          <w:sz w:val="20"/>
+          <w:szCs w:val="20"/>
+          <w:lang w:val="en-US"/>
+        </w:rPr>
+        <w:t>ppcc_type</w:t>
+      </w:r>
+      <w:proofErr w:type="spellEnd"/>
+      <w:r>
+        <w:rPr>
+          <w:rFonts w:ascii="Courier New" w:hAnsi="Courier New" w:cs="Courier New"/>
+          <w:sz w:val="20"/>
+          <w:szCs w:val="20"/>
+          <w:lang w:val="en-US"/>
+        </w:rPr>
+        <w:t>", "</w:t>
+      </w:r>
+      <w:proofErr w:type="spellStart"/>
+      <w:r>
+        <w:rPr>
+          <w:rFonts w:ascii="Courier New" w:hAnsi="Courier New" w:cs="Courier New"/>
+          <w:sz w:val="20"/>
+          <w:szCs w:val="20"/>
+          <w:lang w:val="en-US"/>
+        </w:rPr>
+        <w:t>ppcc_other</w:t>
+      </w:r>
+      <w:proofErr w:type="spellEnd"/>
+      <w:r>
+        <w:rPr>
+          <w:rFonts w:ascii="Courier New" w:hAnsi="Courier New" w:cs="Courier New"/>
+          <w:sz w:val="20"/>
+          <w:szCs w:val="20"/>
+          <w:lang w:val="en-US"/>
+        </w:rPr>
+        <w:t>", 100000004);</w:t>
+      </w:r>
+    </w:p>
+    <w:p>
+      <w:pPr>
+        <w:pStyle w:val="ListParagraph"/>
+        <w:rPr>
+          <w:rFonts w:ascii="Courier New" w:hAnsi="Courier New" w:cs="Courier New"/>
+          <w:sz w:val="20"/>
+          <w:szCs w:val="20"/>
+          <w:lang w:val="en-US"/>
+        </w:rPr>
+      </w:pPr>
+      <w:proofErr w:type="spellStart"/>
+      <w:proofErr w:type="gramStart"/>
+      <w:r>
+        <w:rPr>
+          <w:rFonts w:ascii="Courier New" w:hAnsi="Courier New" w:cs="Courier New"/>
+          <w:sz w:val="20"/>
+          <w:szCs w:val="20"/>
+          <w:lang w:val="en-US"/>
+        </w:rPr>
+        <w:t>AI.FormUtilities.setupConditionalRequirement</w:t>
+      </w:r>
+      <w:proofErr w:type="spellEnd"/>
+      <w:proofErr w:type="gramEnd"/>
+      <w:r>
+        <w:rPr>
+          <w:rFonts w:ascii="Courier New" w:hAnsi="Courier New" w:cs="Courier New"/>
+          <w:sz w:val="20"/>
+          <w:szCs w:val="20"/>
+          <w:lang w:val="en-US"/>
+        </w:rPr>
+        <w:t>(</w:t>
+      </w:r>
+      <w:proofErr w:type="spellStart"/>
+      <w:r>
+        <w:rPr>
+          <w:rFonts w:ascii="Courier New" w:hAnsi="Courier New" w:cs="Courier New"/>
+          <w:sz w:val="20"/>
+          <w:szCs w:val="20"/>
+          <w:lang w:val="en-US"/>
+        </w:rPr>
+        <w:t>formContext</w:t>
+      </w:r>
+      <w:proofErr w:type="spellEnd"/>
+      <w:r>
+        <w:rPr>
+          <w:rFonts w:ascii="Courier New" w:hAnsi="Courier New" w:cs="Courier New"/>
+          <w:sz w:val="20"/>
+          <w:szCs w:val="20"/>
+          <w:lang w:val="en-US"/>
+        </w:rPr>
+        <w:t>, "</w:t>
+      </w:r>
+      <w:proofErr w:type="spellStart"/>
+      <w:r>
+        <w:rPr>
+          <w:rFonts w:ascii="Courier New" w:hAnsi="Courier New" w:cs="Courier New"/>
+          <w:sz w:val="20"/>
+          <w:szCs w:val="20"/>
+          <w:lang w:val="en-US"/>
+        </w:rPr>
+        <w:t>ppcc_type</w:t>
+      </w:r>
+      <w:proofErr w:type="spellEnd"/>
+      <w:r>
+        <w:rPr>
+          <w:rFonts w:ascii="Courier New" w:hAnsi="Courier New" w:cs="Courier New"/>
+          <w:sz w:val="20"/>
+          <w:szCs w:val="20"/>
+          <w:lang w:val="en-US"/>
+        </w:rPr>
+        <w:t>", "</w:t>
+      </w:r>
+      <w:proofErr w:type="spellStart"/>
+      <w:r>
+        <w:rPr>
+          <w:rFonts w:ascii="Courier New" w:hAnsi="Courier New" w:cs="Courier New"/>
+          <w:sz w:val="20"/>
+          <w:szCs w:val="20"/>
+          <w:lang w:val="en-US"/>
+        </w:rPr>
+        <w:t>ppcc_other</w:t>
+      </w:r>
+      <w:proofErr w:type="spellEnd"/>
+      <w:r>
+        <w:rPr>
+          <w:rFonts w:ascii="Courier New" w:hAnsi="Courier New" w:cs="Courier New"/>
+          <w:sz w:val="20"/>
+          <w:szCs w:val="20"/>
+          <w:lang w:val="en-US"/>
+        </w:rPr>
+        <w:t>", 100000004);</w:t>
       </w:r>
     </w:p>
     <w:p>
@@ -4104,8 +4963,21 @@
       <w:r>
         <w:t xml:space="preserve">web resource with </w:t>
       </w:r>
-      <w:r>
-        <w:t>spkl ~\spkl\</w:t>
+      <w:proofErr w:type="spellStart"/>
+      <w:r>
+        <w:t>spkl</w:t>
+      </w:r>
+      <w:proofErr w:type="spellEnd"/>
+      <w:r>
+        <w:t xml:space="preserve"> ~\</w:t>
+      </w:r>
+      <w:proofErr w:type="spellStart"/>
+      <w:r>
+        <w:t>spkl</w:t>
+      </w:r>
+      <w:proofErr w:type="spellEnd"/>
+      <w:r>
+        <w:t>\</w:t>
       </w:r>
       <w:r>
         <w:t xml:space="preserve"> deploy-webresources.bat</w:t>
@@ -4125,13 +4997,29 @@
           <w:bCs/>
           <w:lang w:val="en-US"/>
         </w:rPr>
-        <w:t xml:space="preserve">(optional) </w:t>
-      </w:r>
-      <w:r>
-        <w:rPr>
-          <w:lang w:val="en-US"/>
-        </w:rPr>
-        <w:t xml:space="preserve"> test the changes in your custom case entity (might</w:t>
+        <w:t>(</w:t>
+      </w:r>
+      <w:proofErr w:type="gramStart"/>
+      <w:r>
+        <w:rPr>
+          <w:b/>
+          <w:bCs/>
+          <w:lang w:val="en-US"/>
+        </w:rPr>
+        <w:t xml:space="preserve">optional) </w:t>
+      </w:r>
+      <w:r>
+        <w:rPr>
+          <w:lang w:val="en-US"/>
+        </w:rPr>
+        <w:t xml:space="preserve"> test</w:t>
+      </w:r>
+      <w:proofErr w:type="gramEnd"/>
+      <w:r>
+        <w:rPr>
+          <w:lang w:val="en-US"/>
+        </w:rPr>
+        <w:t xml:space="preserve"> the changes in your custom case entity (might</w:t>
       </w:r>
       <w:r>
         <w:rPr>
@@ -4224,7 +5112,21 @@
         <w:rPr>
           <w:lang w:val="en-US"/>
         </w:rPr>
-        <w:t>This lab focuses on our custom-built AI-ready accelerator, which enables the execution of server-side business logic through data-driven instructions. Rather than developing and deploying plugins from scratch, the accelerator allows behaviour to be defined and configured dynamically, significantly reducing development effort, deployment complexity, and maintenance overhead.</w:t>
+        <w:t xml:space="preserve">This lab focuses on our custom-built AI-ready accelerator, which enables the execution of server-side business logic through data-driven instructions. Rather than developing and deploying plugins from scratch, the accelerator allows </w:t>
+      </w:r>
+      <w:proofErr w:type="spellStart"/>
+      <w:r>
+        <w:rPr>
+          <w:lang w:val="en-US"/>
+        </w:rPr>
+        <w:t>behaviour</w:t>
+      </w:r>
+      <w:proofErr w:type="spellEnd"/>
+      <w:r>
+        <w:rPr>
+          <w:lang w:val="en-US"/>
+        </w:rPr>
+        <w:t xml:space="preserve"> to be defined and configured dynamically, significantly reducing development effort, deployment complexity, and maintenance overhead.</w:t>
       </w:r>
     </w:p>
     <w:p>
@@ -4397,7 +5299,7 @@
                     <pic:cNvPicPr/>
                   </pic:nvPicPr>
                   <pic:blipFill>
-                    <a:blip r:embed="rId28"/>
+                    <a:blip r:embed="rId29"/>
                     <a:stretch>
                       <a:fillRect/>
                     </a:stretch>
@@ -4531,6 +5433,7 @@
         </w:rPr>
         <w:t>❗</w:t>
       </w:r>
+      <w:proofErr w:type="gramStart"/>
       <w:r>
         <w:rPr>
           <w:rFonts w:ascii="Segoe UI Emoji" w:hAnsi="Segoe UI Emoji" w:cs="Segoe UI Emoji"/>
@@ -4554,6 +5457,7 @@
         </w:rPr>
         <w:t>)</w:t>
       </w:r>
+      <w:proofErr w:type="gramEnd"/>
       <w:r>
         <w:rPr>
           <w:rFonts w:ascii="Segoe UI Emoji" w:hAnsi="Segoe UI Emoji" w:cs="Segoe UI Emoji"/>
@@ -4619,7 +5523,7 @@
                     <pic:cNvPicPr/>
                   </pic:nvPicPr>
                   <pic:blipFill>
-                    <a:blip r:embed="rId29"/>
+                    <a:blip r:embed="rId30"/>
                     <a:stretch>
                       <a:fillRect/>
                     </a:stretch>
@@ -4675,8 +5579,38 @@
           <w:iCs/>
           <w:lang w:val="en-US"/>
         </w:rPr>
-        <w:t>Upload the customcase-fatality-priority.json</w:t>
-      </w:r>
+        <w:t xml:space="preserve">Upload the </w:t>
+      </w:r>
+      <w:proofErr w:type="spellStart"/>
+      <w:r>
+        <w:rPr>
+          <w:i/>
+          <w:iCs/>
+          <w:lang w:val="en-US"/>
+        </w:rPr>
+        <w:t>customcase</w:t>
+      </w:r>
+      <w:proofErr w:type="spellEnd"/>
+      <w:r>
+        <w:rPr>
+          <w:i/>
+          <w:iCs/>
+          <w:lang w:val="en-US"/>
+        </w:rPr>
+        <w:t>-fatality-</w:t>
+      </w:r>
+      <w:proofErr w:type="spellStart"/>
+      <w:proofErr w:type="gramStart"/>
+      <w:r>
+        <w:rPr>
+          <w:i/>
+          <w:iCs/>
+          <w:lang w:val="en-US"/>
+        </w:rPr>
+        <w:t>priority.json</w:t>
+      </w:r>
+      <w:proofErr w:type="spellEnd"/>
+      <w:proofErr w:type="gramEnd"/>
     </w:p>
     <w:p>
       <w:pPr>
@@ -4699,7 +5633,21 @@
         <w:rPr>
           <w:lang w:val="en-US"/>
         </w:rPr>
-        <w:t>Go to your Model Driven App and create a new Custom Case with a type of fatality and save it. Ensure that the priority has been updated to High.</w:t>
+        <w:t xml:space="preserve">Go to your Model Driven App and create a new Custom Case with a type of fatality and save it. Ensure that the priority has been updated </w:t>
+      </w:r>
+      <w:proofErr w:type="gramStart"/>
+      <w:r>
+        <w:rPr>
+          <w:lang w:val="en-US"/>
+        </w:rPr>
+        <w:t>to</w:t>
+      </w:r>
+      <w:proofErr w:type="gramEnd"/>
+      <w:r>
+        <w:rPr>
+          <w:lang w:val="en-US"/>
+        </w:rPr>
+        <w:t xml:space="preserve"> High.</w:t>
       </w:r>
     </w:p>
     <w:p>
@@ -4729,7 +5677,7 @@
                     <pic:cNvPicPr/>
                   </pic:nvPicPr>
                   <pic:blipFill>
-                    <a:blip r:embed="rId30"/>
+                    <a:blip r:embed="rId31"/>
                     <a:stretch>
                       <a:fillRect/>
                     </a:stretch>
@@ -5002,7 +5950,7 @@
                     <pic:cNvPicPr/>
                   </pic:nvPicPr>
                   <pic:blipFill>
-                    <a:blip r:embed="rId31"/>
+                    <a:blip r:embed="rId32"/>
                     <a:stretch>
                       <a:fillRect/>
                     </a:stretch>
@@ -5185,11 +6133,19 @@
           <w:lang w:val="en-US"/>
         </w:rPr>
       </w:pPr>
-      <w:r>
-        <w:rPr>
-          <w:lang w:val="en-US"/>
-        </w:rPr>
-        <w:t>Github Copilot</w:t>
+      <w:proofErr w:type="spellStart"/>
+      <w:r>
+        <w:rPr>
+          <w:lang w:val="en-US"/>
+        </w:rPr>
+        <w:t>Github</w:t>
+      </w:r>
+      <w:proofErr w:type="spellEnd"/>
+      <w:r>
+        <w:rPr>
+          <w:lang w:val="en-US"/>
+        </w:rPr>
+        <w:t xml:space="preserve"> Copilot</w:t>
       </w:r>
     </w:p>
     <w:p>
@@ -5291,8 +6247,16 @@
         <w:rPr>
           <w:lang w:val="en-US"/>
         </w:rPr>
-        <w:t>to default Agent mdoe</w:t>
-      </w:r>
+        <w:t xml:space="preserve">to default Agent </w:t>
+      </w:r>
+      <w:proofErr w:type="spellStart"/>
+      <w:r>
+        <w:rPr>
+          <w:lang w:val="en-US"/>
+        </w:rPr>
+        <w:t>mdoe</w:t>
+      </w:r>
+      <w:proofErr w:type="spellEnd"/>
     </w:p>
     <w:p>
       <w:pPr>
@@ -5321,7 +6285,7 @@
                     <pic:cNvPicPr/>
                   </pic:nvPicPr>
                   <pic:blipFill rotWithShape="1">
-                    <a:blip r:embed="rId32"/>
+                    <a:blip r:embed="rId33"/>
                     <a:srcRect l="17893"/>
                     <a:stretch>
                       <a:fillRect/>
@@ -5490,6 +6454,53 @@
     </w:p>
     <w:p>
       <w:pPr>
+        <w:rPr>
+          <w:lang w:val="en-US"/>
+        </w:rPr>
+      </w:pPr>
+      <w:r>
+        <w:rPr>
+          <w:lang w:val="en-US"/>
+        </w:rPr>
+        <w:t>In thi</w:t>
+      </w:r>
+      <w:r>
+        <w:rPr>
+          <w:lang w:val="en-US"/>
+        </w:rPr>
+        <w:t xml:space="preserve">s lab we will leverage a testing framework built to use playwright in C# and driven by a </w:t>
+      </w:r>
+      <w:proofErr w:type="gramStart"/>
+      <w:r>
+        <w:rPr>
+          <w:lang w:val="en-US"/>
+        </w:rPr>
+        <w:t>JSON presentations of the actions</w:t>
+      </w:r>
+      <w:proofErr w:type="gramEnd"/>
+      <w:r>
+        <w:rPr>
+          <w:lang w:val="en-US"/>
+        </w:rPr>
+        <w:t xml:space="preserve"> that need to be executed</w:t>
+      </w:r>
+    </w:p>
+    <w:p>
+      <w:pPr>
+        <w:pStyle w:val="Heading2"/>
+        <w:rPr>
+          <w:lang w:val="en-US"/>
+        </w:rPr>
+      </w:pPr>
+      <w:r>
+        <w:rPr>
+          <w:lang w:val="en-US"/>
+        </w:rPr>
+        <w:t>Prerequisites</w:t>
+      </w:r>
+    </w:p>
+    <w:p>
+      <w:pPr>
         <w:pStyle w:val="ListParagraph"/>
         <w:numPr>
           <w:ilvl w:val="0"/>
@@ -5499,11 +6510,19 @@
           <w:lang w:val="en-US"/>
         </w:rPr>
       </w:pPr>
-      <w:r>
-        <w:rPr>
-          <w:lang w:val="en-US"/>
-        </w:rPr>
-        <w:t>Inner loop</w:t>
+      <w:proofErr w:type="spellStart"/>
+      <w:r>
+        <w:rPr>
+          <w:lang w:val="en-US"/>
+        </w:rPr>
+        <w:t>Github</w:t>
+      </w:r>
+      <w:proofErr w:type="spellEnd"/>
+      <w:r>
+        <w:rPr>
+          <w:lang w:val="en-US"/>
+        </w:rPr>
+        <w:t xml:space="preserve"> Copilot</w:t>
       </w:r>
     </w:p>
     <w:p>
@@ -5521,7 +6540,13 @@
         <w:rPr>
           <w:lang w:val="en-US"/>
         </w:rPr>
-        <w:t xml:space="preserve">Building reusable frameworks </w:t>
+        <w:t>Visual Studio</w:t>
+      </w:r>
+      <w:r>
+        <w:rPr>
+          <w:lang w:val="en-US"/>
+        </w:rPr>
+        <w:t xml:space="preserve"> (optional)</w:t>
       </w:r>
     </w:p>
     <w:p>
@@ -5539,21 +6564,32 @@
         <w:rPr>
           <w:lang w:val="en-US"/>
         </w:rPr>
-        <w:t>Unit testing and speed of testing</w:t>
-      </w:r>
-    </w:p>
-    <w:p>
-      <w:pPr>
-        <w:pStyle w:val="Heading2"/>
-        <w:rPr>
-          <w:lang w:val="en-US"/>
-        </w:rPr>
-      </w:pPr>
-      <w:r>
-        <w:rPr>
-          <w:lang w:val="en-US"/>
-        </w:rPr>
-        <w:t>Prerequisites</w:t>
+        <w:t>.NET 9.0</w:t>
+      </w:r>
+      <w:r>
+        <w:rPr>
+          <w:lang w:val="en-US"/>
+        </w:rPr>
+        <w:t xml:space="preserve"> (optional)</w:t>
+      </w:r>
+    </w:p>
+    <w:p>
+      <w:pPr>
+        <w:rPr>
+          <w:lang w:val="en-US"/>
+        </w:rPr>
+      </w:pPr>
+      <w:r>
+        <w:rPr>
+          <w:lang w:val="en-US"/>
+        </w:rPr>
+        <w:t xml:space="preserve">If you get an error from playwright that </w:t>
+      </w:r>
+      <w:r>
+        <w:rPr>
+          <w:lang w:val="en-US"/>
+        </w:rPr>
+        <w:t>the browser drivers are not installed, run the following command (PowerShell 7)</w:t>
       </w:r>
     </w:p>
     <w:p>
@@ -5564,100 +6600,23 @@
           <w:numId w:val="1"/>
         </w:numPr>
         <w:rPr>
-          <w:lang w:val="en-US"/>
-        </w:rPr>
-      </w:pPr>
-      <w:r>
-        <w:rPr>
-          <w:lang w:val="en-US"/>
-        </w:rPr>
-        <w:t>Github Copilot</w:t>
-      </w:r>
-    </w:p>
-    <w:p>
-      <w:pPr>
-        <w:pStyle w:val="ListParagraph"/>
-        <w:numPr>
-          <w:ilvl w:val="0"/>
-          <w:numId w:val="1"/>
-        </w:numPr>
-        <w:rPr>
-          <w:lang w:val="en-US"/>
-        </w:rPr>
-      </w:pPr>
-      <w:r>
-        <w:rPr>
-          <w:lang w:val="en-US"/>
-        </w:rPr>
-        <w:t>Visual Studio</w:t>
-      </w:r>
-      <w:r>
-        <w:rPr>
-          <w:lang w:val="en-US"/>
-        </w:rPr>
-        <w:t xml:space="preserve"> (optional)</w:t>
-      </w:r>
-    </w:p>
-    <w:p>
-      <w:pPr>
-        <w:pStyle w:val="ListParagraph"/>
-        <w:numPr>
-          <w:ilvl w:val="0"/>
-          <w:numId w:val="1"/>
-        </w:numPr>
-        <w:rPr>
-          <w:lang w:val="en-US"/>
-        </w:rPr>
-      </w:pPr>
-      <w:r>
-        <w:rPr>
-          <w:lang w:val="en-US"/>
-        </w:rPr>
-        <w:t>.NET 9.0</w:t>
-      </w:r>
-      <w:r>
-        <w:rPr>
-          <w:lang w:val="en-US"/>
-        </w:rPr>
-        <w:t xml:space="preserve"> (optional)</w:t>
-      </w:r>
-    </w:p>
-    <w:p>
-      <w:pPr>
-        <w:rPr>
-          <w:lang w:val="en-US"/>
-        </w:rPr>
-      </w:pPr>
-      <w:r>
-        <w:rPr>
-          <w:lang w:val="en-US"/>
-        </w:rPr>
-        <w:t xml:space="preserve">If you get an error from playwright that </w:t>
-      </w:r>
-      <w:r>
-        <w:rPr>
-          <w:lang w:val="en-US"/>
-        </w:rPr>
-        <w:t>the browser drivers are not installed, run the following command (PowerShell 7)</w:t>
-      </w:r>
-    </w:p>
-    <w:p>
-      <w:pPr>
-        <w:pStyle w:val="ListParagraph"/>
-        <w:numPr>
-          <w:ilvl w:val="0"/>
-          <w:numId w:val="1"/>
-        </w:numPr>
-        <w:rPr>
           <w:rFonts w:ascii="Courier New" w:hAnsi="Courier New" w:cs="Courier New"/>
           <w:lang w:val="en-US"/>
         </w:rPr>
       </w:pPr>
+      <w:proofErr w:type="spellStart"/>
       <w:r>
         <w:rPr>
           <w:rFonts w:ascii="Courier New" w:hAnsi="Courier New" w:cs="Courier New"/>
         </w:rPr>
-        <w:t>pwsh bin/Debug/net</w:t>
+        <w:t>pwsh</w:t>
+      </w:r>
+      <w:proofErr w:type="spellEnd"/>
+      <w:r>
+        <w:rPr>
+          <w:rFonts w:ascii="Courier New" w:hAnsi="Courier New" w:cs="Courier New"/>
+        </w:rPr>
+        <w:t xml:space="preserve"> bin/Debug/net</w:t>
       </w:r>
       <w:r>
         <w:rPr>
@@ -5779,7 +6738,7 @@
                     <pic:cNvPicPr/>
                   </pic:nvPicPr>
                   <pic:blipFill>
-                    <a:blip r:embed="rId33"/>
+                    <a:blip r:embed="rId34"/>
                     <a:stretch>
                       <a:fillRect/>
                     </a:stretch>
@@ -5833,7 +6792,25 @@
           <w:iCs/>
           <w:lang w:val="en-US"/>
         </w:rPr>
-        <w:t xml:space="preserve">Update UITest.json to create </w:t>
+        <w:t xml:space="preserve">Update </w:t>
+      </w:r>
+      <w:proofErr w:type="spellStart"/>
+      <w:r>
+        <w:rPr>
+          <w:i/>
+          <w:iCs/>
+          <w:lang w:val="en-US"/>
+        </w:rPr>
+        <w:t>UITest.json</w:t>
+      </w:r>
+      <w:proofErr w:type="spellEnd"/>
+      <w:r>
+        <w:rPr>
+          <w:i/>
+          <w:iCs/>
+          <w:lang w:val="en-US"/>
+        </w:rPr>
+        <w:t xml:space="preserve"> to create </w:t>
       </w:r>
       <w:r>
         <w:rPr>
@@ -5926,12 +6903,14 @@
         </w:rPr>
         <w:t xml:space="preserve"> </w:t>
       </w:r>
+      <w:proofErr w:type="spellStart"/>
       <w:r>
         <w:rPr>
           <w:lang w:val="en-US"/>
         </w:rPr>
         <w:t>CreateCustomCase</w:t>
       </w:r>
+      <w:proofErr w:type="spellEnd"/>
     </w:p>
     <w:p>
       <w:pPr>
@@ -5958,7 +6937,7 @@
                     <pic:cNvPicPr/>
                   </pic:nvPicPr>
                   <pic:blipFill rotWithShape="1">
-                    <a:blip r:embed="rId34"/>
+                    <a:blip r:embed="rId35"/>
                     <a:srcRect b="32361"/>
                     <a:stretch>
                       <a:fillRect/>
@@ -5998,25 +6977,30 @@
         <w:ind w:left="993"/>
       </w:pPr>
       <w:r>
+        <w:t xml:space="preserve">If you are using </w:t>
+      </w:r>
+      <w:proofErr w:type="spellStart"/>
+      <w:r>
+        <w:t>VSCode</w:t>
+      </w:r>
+      <w:proofErr w:type="spellEnd"/>
+      <w:r>
+        <w:t xml:space="preserve"> run the following commands</w:t>
+      </w:r>
+    </w:p>
+    <w:p>
+      <w:pPr>
+        <w:pStyle w:val="ListParagraph"/>
+        <w:ind w:left="993"/>
+        <w:rPr>
+          <w:rFonts w:ascii="Courier New" w:hAnsi="Courier New" w:cs="Courier New"/>
+        </w:rPr>
+      </w:pPr>
+      <w:r>
+        <w:rPr>
+          <w:rFonts w:ascii="Courier New" w:hAnsi="Courier New" w:cs="Courier New"/>
+        </w:rPr>
         <w:lastRenderedPageBreak/>
-        <w:t xml:space="preserve">If you are using </w:t>
-      </w:r>
-      <w:r>
-        <w:t>VSCode run the following commands</w:t>
-      </w:r>
-    </w:p>
-    <w:p>
-      <w:pPr>
-        <w:pStyle w:val="ListParagraph"/>
-        <w:ind w:left="993"/>
-        <w:rPr>
-          <w:rFonts w:ascii="Courier New" w:hAnsi="Courier New" w:cs="Courier New"/>
-        </w:rPr>
-      </w:pPr>
-      <w:r>
-        <w:rPr>
-          <w:rFonts w:ascii="Courier New" w:hAnsi="Courier New" w:cs="Courier New"/>
-        </w:rPr>
         <w:t>dotnet build PPCC2026.csproj</w:t>
       </w:r>
     </w:p>
@@ -6077,12 +7061,12 @@
       </w:r>
     </w:p>
     <w:sectPr>
-      <w:headerReference w:type="even" r:id="rId35"/>
-      <w:headerReference w:type="default" r:id="rId36"/>
-      <w:footerReference w:type="even" r:id="rId37"/>
-      <w:footerReference w:type="default" r:id="rId38"/>
-      <w:headerReference w:type="first" r:id="rId39"/>
-      <w:footerReference w:type="first" r:id="rId40"/>
+      <w:headerReference w:type="even" r:id="rId36"/>
+      <w:headerReference w:type="default" r:id="rId37"/>
+      <w:footerReference w:type="even" r:id="rId38"/>
+      <w:footerReference w:type="default" r:id="rId39"/>
+      <w:headerReference w:type="first" r:id="rId40"/>
+      <w:footerReference w:type="first" r:id="rId41"/>
       <w:pgSz w:w="11906" w:h="16838"/>
       <w:pgMar w:top="1440" w:right="1440" w:bottom="1440" w:left="1440" w:header="708" w:footer="708" w:gutter="0"/>
       <w:cols w:space="708"/>
